--- a/Financial Analysis/dplyr_based_financial_review.docx
+++ b/Financial Analysis/dplyr_based_financial_review.docx
@@ -132,18 +132,16 @@
         <w:rPr>
           <w:rStyle w:val="VerbatimChar"/>
         </w:rPr>
-        <w:t xml:space="preserve">## -- Attaching packages --------------------------------------- tidyverse 1.3.1 --</w:t>
-      </w:r>
-    </w:p>
-    <w:p>
-      <w:pPr>
-        <w:pStyle w:val="SourceCode"/>
-      </w:pPr>
+        <w:t xml:space="preserve">## ── Attaching core tidyverse packages ──────────────────────── tidyverse 2.0.0 ──</w:t>
+      </w:r>
+      <w:r>
+        <w:br/>
+      </w:r>
       <w:r>
         <w:rPr>
           <w:rStyle w:val="VerbatimChar"/>
         </w:rPr>
-        <w:t xml:space="preserve">## v ggplot2 3.3.5     v purrr   0.3.4</w:t>
+        <w:t xml:space="preserve">## ✔ dplyr     1.1.2     ✔ readr     2.1.4</w:t>
       </w:r>
       <w:r>
         <w:br/>
@@ -152,7 +150,7 @@
         <w:rPr>
           <w:rStyle w:val="VerbatimChar"/>
         </w:rPr>
-        <w:t xml:space="preserve">## v tibble  3.1.2     v dplyr   1.0.7</w:t>
+        <w:t xml:space="preserve">## ✔ forcats   1.0.0     ✔ stringr   1.5.0</w:t>
       </w:r>
       <w:r>
         <w:br/>
@@ -161,7 +159,7 @@
         <w:rPr>
           <w:rStyle w:val="VerbatimChar"/>
         </w:rPr>
-        <w:t xml:space="preserve">## v tidyr   1.1.3     v stringr 1.4.0</w:t>
+        <w:t xml:space="preserve">## ✔ ggplot2   3.4.2     ✔ tibble    3.2.1</w:t>
       </w:r>
       <w:r>
         <w:br/>
@@ -170,18 +168,16 @@
         <w:rPr>
           <w:rStyle w:val="VerbatimChar"/>
         </w:rPr>
-        <w:t xml:space="preserve">## v readr   1.4.0     v forcats 0.5.1</w:t>
-      </w:r>
-    </w:p>
-    <w:p>
-      <w:pPr>
-        <w:pStyle w:val="SourceCode"/>
-      </w:pPr>
+        <w:t xml:space="preserve">## ✔ lubridate 1.9.2     ✔ tidyr     1.3.0</w:t>
+      </w:r>
+      <w:r>
+        <w:br/>
+      </w:r>
       <w:r>
         <w:rPr>
           <w:rStyle w:val="VerbatimChar"/>
         </w:rPr>
-        <w:t xml:space="preserve">## -- Conflicts ------------------------------------------ tidyverse_conflicts() --</w:t>
+        <w:t xml:space="preserve">## ✔ purrr     1.0.1     </w:t>
       </w:r>
       <w:r>
         <w:br/>
@@ -190,7 +186,7 @@
         <w:rPr>
           <w:rStyle w:val="VerbatimChar"/>
         </w:rPr>
-        <w:t xml:space="preserve">## x dplyr::filter() masks stats::filter()</w:t>
+        <w:t xml:space="preserve">## ── Conflicts ────────────────────────────────────────── tidyverse_conflicts() ──</w:t>
       </w:r>
       <w:r>
         <w:br/>
@@ -199,7 +195,25 @@
         <w:rPr>
           <w:rStyle w:val="VerbatimChar"/>
         </w:rPr>
-        <w:t xml:space="preserve">## x dplyr::lag()    masks stats::lag()</w:t>
+        <w:t xml:space="preserve">## ✖ dplyr::filter() masks stats::filter()</w:t>
+      </w:r>
+      <w:r>
+        <w:br/>
+      </w:r>
+      <w:r>
+        <w:rPr>
+          <w:rStyle w:val="VerbatimChar"/>
+        </w:rPr>
+        <w:t xml:space="preserve">## ✖ dplyr::lag()    masks stats::lag()</w:t>
+      </w:r>
+      <w:r>
+        <w:br/>
+      </w:r>
+      <w:r>
+        <w:rPr>
+          <w:rStyle w:val="VerbatimChar"/>
+        </w:rPr>
+        <w:t xml:space="preserve">## ℹ Use the conflicted package (&lt;http://conflicted.r-lib.org/&gt;) to force all conflicts to become errors</w:t>
       </w:r>
     </w:p>
     <w:p>
@@ -448,13 +462,18 @@
     <w:tbl>
       <w:tblPr>
         <w:tblStyle w:val="Table"/>
-        <w:tblW w:type="pct" w:w="0.0"/>
+        <w:tblW w:type="auto" w:w="0"/>
         <w:tblLook w:firstRow="0" w:lastRow="0" w:firstColumn="0" w:lastColumn="0" w:noHBand="0" w:noVBand="0" w:val="0000"/>
+        <w:jc w:val="start"/>
         <w:tblCaption w:val="Data summary"/>
       </w:tblPr>
-      <w:tblGrid/>
+      <w:tblGrid>
+        <w:gridCol w:w="3960"/>
+        <w:gridCol w:w="3960"/>
+      </w:tblGrid>
       <w:tr>
         <w:tc>
+          <w:tcPr/>
           <w:p>
             <w:pPr>
               <w:pStyle w:val="Compact"/>
@@ -466,6 +485,7 @@
           </w:p>
         </w:tc>
         <w:tc>
+          <w:tcPr/>
           <w:p>
             <w:pPr>
               <w:pStyle w:val="Compact"/>
@@ -479,6 +499,7 @@
       </w:tr>
       <w:tr>
         <w:tc>
+          <w:tcPr/>
           <w:p>
             <w:pPr>
               <w:pStyle w:val="Compact"/>
@@ -490,6 +511,7 @@
           </w:p>
         </w:tc>
         <w:tc>
+          <w:tcPr/>
           <w:p>
             <w:pPr>
               <w:pStyle w:val="Compact"/>
@@ -503,6 +525,7 @@
       </w:tr>
       <w:tr>
         <w:tc>
+          <w:tcPr/>
           <w:p>
             <w:pPr>
               <w:pStyle w:val="Compact"/>
@@ -514,6 +537,7 @@
           </w:p>
         </w:tc>
         <w:tc>
+          <w:tcPr/>
           <w:p>
             <w:pPr>
               <w:pStyle w:val="Compact"/>
@@ -527,6 +551,7 @@
       </w:tr>
       <w:tr>
         <w:tc>
+          <w:tcPr/>
           <w:p>
             <w:pPr>
               <w:pStyle w:val="Compact"/>
@@ -538,11 +563,17 @@
           </w:p>
         </w:tc>
         <w:tc>
-          <w:p/>
+          <w:tcPr/>
+          <w:p>
+            <w:pPr>
+              <w:pStyle w:val="Compact"/>
+            </w:pPr>
+          </w:p>
         </w:tc>
       </w:tr>
       <w:tr>
         <w:tc>
+          <w:tcPr/>
           <w:p>
             <w:pPr>
               <w:pStyle w:val="Compact"/>
@@ -554,11 +585,17 @@
           </w:p>
         </w:tc>
         <w:tc>
-          <w:p/>
+          <w:tcPr/>
+          <w:p>
+            <w:pPr>
+              <w:pStyle w:val="Compact"/>
+            </w:pPr>
+          </w:p>
         </w:tc>
       </w:tr>
       <w:tr>
         <w:tc>
+          <w:tcPr/>
           <w:p>
             <w:pPr>
               <w:pStyle w:val="Compact"/>
@@ -570,6 +607,7 @@
           </w:p>
         </w:tc>
         <w:tc>
+          <w:tcPr/>
           <w:p>
             <w:pPr>
               <w:pStyle w:val="Compact"/>
@@ -583,6 +621,7 @@
       </w:tr>
       <w:tr>
         <w:tc>
+          <w:tcPr/>
           <w:p>
             <w:pPr>
               <w:pStyle w:val="Compact"/>
@@ -594,6 +633,7 @@
           </w:p>
         </w:tc>
         <w:tc>
+          <w:tcPr/>
           <w:p>
             <w:pPr>
               <w:pStyle w:val="Compact"/>
@@ -607,6 +647,7 @@
       </w:tr>
       <w:tr>
         <w:tc>
+          <w:tcPr/>
           <w:p>
             <w:pPr>
               <w:pStyle w:val="Compact"/>
@@ -618,11 +659,17 @@
           </w:p>
         </w:tc>
         <w:tc>
-          <w:p/>
+          <w:tcPr/>
+          <w:p>
+            <w:pPr>
+              <w:pStyle w:val="Compact"/>
+            </w:pPr>
+          </w:p>
         </w:tc>
       </w:tr>
       <w:tr>
         <w:tc>
+          <w:tcPr/>
           <w:p>
             <w:pPr>
               <w:pStyle w:val="Compact"/>
@@ -634,6 +681,7 @@
           </w:p>
         </w:tc>
         <w:tc>
+          <w:tcPr/>
           <w:p>
             <w:pPr>
               <w:pStyle w:val="Compact"/>
@@ -661,12 +709,26 @@
     <w:tbl>
       <w:tblPr>
         <w:tblStyle w:val="Table"/>
-        <w:tblW w:type="pct" w:w="0.0"/>
+        <w:tblW w:type="pct" w:w="5000"/>
         <w:tblLook w:firstRow="1" w:lastRow="0" w:firstColumn="0" w:lastColumn="0" w:noHBand="0" w:noVBand="0" w:val="0020"/>
+        <w:jc w:val="start"/>
       </w:tblPr>
-      <w:tblGrid/>
+      <w:tblGrid>
+        <w:gridCol w:w="1540"/>
+        <w:gridCol w:w="1100"/>
+        <w:gridCol w:w="1540"/>
+        <w:gridCol w:w="440"/>
+        <w:gridCol w:w="440"/>
+        <w:gridCol w:w="660"/>
+        <w:gridCol w:w="990"/>
+        <w:gridCol w:w="1210"/>
+      </w:tblGrid>
       <w:tr>
-        <w:tc>
+        <w:trPr>
+          <w:tblHeader w:val="true"/>
+        </w:trPr>
+        <w:tc>
+          <w:tcPr/>
           <w:p>
             <w:pPr>
               <w:pStyle w:val="Compact"/>
@@ -678,6 +740,7 @@
           </w:p>
         </w:tc>
         <w:tc>
+          <w:tcPr/>
           <w:p>
             <w:pPr>
               <w:pStyle w:val="Compact"/>
@@ -689,6 +752,7 @@
           </w:p>
         </w:tc>
         <w:tc>
+          <w:tcPr/>
           <w:p>
             <w:pPr>
               <w:pStyle w:val="Compact"/>
@@ -700,6 +764,7 @@
           </w:p>
         </w:tc>
         <w:tc>
+          <w:tcPr/>
           <w:p>
             <w:pPr>
               <w:pStyle w:val="Compact"/>
@@ -711,6 +776,7 @@
           </w:p>
         </w:tc>
         <w:tc>
+          <w:tcPr/>
           <w:p>
             <w:pPr>
               <w:pStyle w:val="Compact"/>
@@ -722,6 +788,7 @@
           </w:p>
         </w:tc>
         <w:tc>
+          <w:tcPr/>
           <w:p>
             <w:pPr>
               <w:pStyle w:val="Compact"/>
@@ -733,6 +800,7 @@
           </w:p>
         </w:tc>
         <w:tc>
+          <w:tcPr/>
           <w:p>
             <w:pPr>
               <w:pStyle w:val="Compact"/>
@@ -744,6 +812,7 @@
           </w:p>
         </w:tc>
         <w:tc>
+          <w:tcPr/>
           <w:p>
             <w:pPr>
               <w:pStyle w:val="Compact"/>
@@ -757,6 +826,7 @@
       </w:tr>
       <w:tr>
         <w:tc>
+          <w:tcPr/>
           <w:p>
             <w:pPr>
               <w:pStyle w:val="Compact"/>
@@ -768,6 +838,7 @@
           </w:p>
         </w:tc>
         <w:tc>
+          <w:tcPr/>
           <w:p>
             <w:pPr>
               <w:pStyle w:val="Compact"/>
@@ -779,6 +850,7 @@
           </w:p>
         </w:tc>
         <w:tc>
+          <w:tcPr/>
           <w:p>
             <w:pPr>
               <w:pStyle w:val="Compact"/>
@@ -790,6 +862,7 @@
           </w:p>
         </w:tc>
         <w:tc>
+          <w:tcPr/>
           <w:p>
             <w:pPr>
               <w:pStyle w:val="Compact"/>
@@ -801,6 +874,7 @@
           </w:p>
         </w:tc>
         <w:tc>
+          <w:tcPr/>
           <w:p>
             <w:pPr>
               <w:pStyle w:val="Compact"/>
@@ -812,6 +886,7 @@
           </w:p>
         </w:tc>
         <w:tc>
+          <w:tcPr/>
           <w:p>
             <w:pPr>
               <w:pStyle w:val="Compact"/>
@@ -823,6 +898,7 @@
           </w:p>
         </w:tc>
         <w:tc>
+          <w:tcPr/>
           <w:p>
             <w:pPr>
               <w:pStyle w:val="Compact"/>
@@ -834,6 +910,7 @@
           </w:p>
         </w:tc>
         <w:tc>
+          <w:tcPr/>
           <w:p>
             <w:pPr>
               <w:pStyle w:val="Compact"/>
@@ -847,6 +924,7 @@
       </w:tr>
       <w:tr>
         <w:tc>
+          <w:tcPr/>
           <w:p>
             <w:pPr>
               <w:pStyle w:val="Compact"/>
@@ -858,6 +936,7 @@
           </w:p>
         </w:tc>
         <w:tc>
+          <w:tcPr/>
           <w:p>
             <w:pPr>
               <w:pStyle w:val="Compact"/>
@@ -869,6 +948,7 @@
           </w:p>
         </w:tc>
         <w:tc>
+          <w:tcPr/>
           <w:p>
             <w:pPr>
               <w:pStyle w:val="Compact"/>
@@ -880,6 +960,7 @@
           </w:p>
         </w:tc>
         <w:tc>
+          <w:tcPr/>
           <w:p>
             <w:pPr>
               <w:pStyle w:val="Compact"/>
@@ -891,6 +972,7 @@
           </w:p>
         </w:tc>
         <w:tc>
+          <w:tcPr/>
           <w:p>
             <w:pPr>
               <w:pStyle w:val="Compact"/>
@@ -902,6 +984,7 @@
           </w:p>
         </w:tc>
         <w:tc>
+          <w:tcPr/>
           <w:p>
             <w:pPr>
               <w:pStyle w:val="Compact"/>
@@ -913,6 +996,7 @@
           </w:p>
         </w:tc>
         <w:tc>
+          <w:tcPr/>
           <w:p>
             <w:pPr>
               <w:pStyle w:val="Compact"/>
@@ -924,6 +1008,7 @@
           </w:p>
         </w:tc>
         <w:tc>
+          <w:tcPr/>
           <w:p>
             <w:pPr>
               <w:pStyle w:val="Compact"/>
@@ -937,6 +1022,7 @@
       </w:tr>
       <w:tr>
         <w:tc>
+          <w:tcPr/>
           <w:p>
             <w:pPr>
               <w:pStyle w:val="Compact"/>
@@ -948,6 +1034,7 @@
           </w:p>
         </w:tc>
         <w:tc>
+          <w:tcPr/>
           <w:p>
             <w:pPr>
               <w:pStyle w:val="Compact"/>
@@ -959,6 +1046,7 @@
           </w:p>
         </w:tc>
         <w:tc>
+          <w:tcPr/>
           <w:p>
             <w:pPr>
               <w:pStyle w:val="Compact"/>
@@ -970,6 +1058,7 @@
           </w:p>
         </w:tc>
         <w:tc>
+          <w:tcPr/>
           <w:p>
             <w:pPr>
               <w:pStyle w:val="Compact"/>
@@ -981,6 +1070,7 @@
           </w:p>
         </w:tc>
         <w:tc>
+          <w:tcPr/>
           <w:p>
             <w:pPr>
               <w:pStyle w:val="Compact"/>
@@ -992,6 +1082,7 @@
           </w:p>
         </w:tc>
         <w:tc>
+          <w:tcPr/>
           <w:p>
             <w:pPr>
               <w:pStyle w:val="Compact"/>
@@ -1003,6 +1094,7 @@
           </w:p>
         </w:tc>
         <w:tc>
+          <w:tcPr/>
           <w:p>
             <w:pPr>
               <w:pStyle w:val="Compact"/>
@@ -1014,6 +1106,7 @@
           </w:p>
         </w:tc>
         <w:tc>
+          <w:tcPr/>
           <w:p>
             <w:pPr>
               <w:pStyle w:val="Compact"/>
@@ -1027,6 +1120,7 @@
       </w:tr>
       <w:tr>
         <w:tc>
+          <w:tcPr/>
           <w:p>
             <w:pPr>
               <w:pStyle w:val="Compact"/>
@@ -1038,6 +1132,7 @@
           </w:p>
         </w:tc>
         <w:tc>
+          <w:tcPr/>
           <w:p>
             <w:pPr>
               <w:pStyle w:val="Compact"/>
@@ -1049,6 +1144,7 @@
           </w:p>
         </w:tc>
         <w:tc>
+          <w:tcPr/>
           <w:p>
             <w:pPr>
               <w:pStyle w:val="Compact"/>
@@ -1060,6 +1156,7 @@
           </w:p>
         </w:tc>
         <w:tc>
+          <w:tcPr/>
           <w:p>
             <w:pPr>
               <w:pStyle w:val="Compact"/>
@@ -1071,6 +1168,7 @@
           </w:p>
         </w:tc>
         <w:tc>
+          <w:tcPr/>
           <w:p>
             <w:pPr>
               <w:pStyle w:val="Compact"/>
@@ -1082,6 +1180,7 @@
           </w:p>
         </w:tc>
         <w:tc>
+          <w:tcPr/>
           <w:p>
             <w:pPr>
               <w:pStyle w:val="Compact"/>
@@ -1093,6 +1192,7 @@
           </w:p>
         </w:tc>
         <w:tc>
+          <w:tcPr/>
           <w:p>
             <w:pPr>
               <w:pStyle w:val="Compact"/>
@@ -1104,6 +1204,7 @@
           </w:p>
         </w:tc>
         <w:tc>
+          <w:tcPr/>
           <w:p>
             <w:pPr>
               <w:pStyle w:val="Compact"/>
@@ -1117,6 +1218,7 @@
       </w:tr>
       <w:tr>
         <w:tc>
+          <w:tcPr/>
           <w:p>
             <w:pPr>
               <w:pStyle w:val="Compact"/>
@@ -1128,6 +1230,7 @@
           </w:p>
         </w:tc>
         <w:tc>
+          <w:tcPr/>
           <w:p>
             <w:pPr>
               <w:pStyle w:val="Compact"/>
@@ -1139,6 +1242,7 @@
           </w:p>
         </w:tc>
         <w:tc>
+          <w:tcPr/>
           <w:p>
             <w:pPr>
               <w:pStyle w:val="Compact"/>
@@ -1150,6 +1254,7 @@
           </w:p>
         </w:tc>
         <w:tc>
+          <w:tcPr/>
           <w:p>
             <w:pPr>
               <w:pStyle w:val="Compact"/>
@@ -1161,6 +1266,7 @@
           </w:p>
         </w:tc>
         <w:tc>
+          <w:tcPr/>
           <w:p>
             <w:pPr>
               <w:pStyle w:val="Compact"/>
@@ -1172,6 +1278,7 @@
           </w:p>
         </w:tc>
         <w:tc>
+          <w:tcPr/>
           <w:p>
             <w:pPr>
               <w:pStyle w:val="Compact"/>
@@ -1183,6 +1290,7 @@
           </w:p>
         </w:tc>
         <w:tc>
+          <w:tcPr/>
           <w:p>
             <w:pPr>
               <w:pStyle w:val="Compact"/>
@@ -1194,6 +1302,7 @@
           </w:p>
         </w:tc>
         <w:tc>
+          <w:tcPr/>
           <w:p>
             <w:pPr>
               <w:pStyle w:val="Compact"/>
@@ -1207,6 +1316,7 @@
       </w:tr>
       <w:tr>
         <w:tc>
+          <w:tcPr/>
           <w:p>
             <w:pPr>
               <w:pStyle w:val="Compact"/>
@@ -1218,6 +1328,7 @@
           </w:p>
         </w:tc>
         <w:tc>
+          <w:tcPr/>
           <w:p>
             <w:pPr>
               <w:pStyle w:val="Compact"/>
@@ -1229,6 +1340,7 @@
           </w:p>
         </w:tc>
         <w:tc>
+          <w:tcPr/>
           <w:p>
             <w:pPr>
               <w:pStyle w:val="Compact"/>
@@ -1240,6 +1352,7 @@
           </w:p>
         </w:tc>
         <w:tc>
+          <w:tcPr/>
           <w:p>
             <w:pPr>
               <w:pStyle w:val="Compact"/>
@@ -1251,6 +1364,7 @@
           </w:p>
         </w:tc>
         <w:tc>
+          <w:tcPr/>
           <w:p>
             <w:pPr>
               <w:pStyle w:val="Compact"/>
@@ -1262,6 +1376,7 @@
           </w:p>
         </w:tc>
         <w:tc>
+          <w:tcPr/>
           <w:p>
             <w:pPr>
               <w:pStyle w:val="Compact"/>
@@ -1273,6 +1388,7 @@
           </w:p>
         </w:tc>
         <w:tc>
+          <w:tcPr/>
           <w:p>
             <w:pPr>
               <w:pStyle w:val="Compact"/>
@@ -1284,6 +1400,7 @@
           </w:p>
         </w:tc>
         <w:tc>
+          <w:tcPr/>
           <w:p>
             <w:pPr>
               <w:pStyle w:val="Compact"/>
@@ -1297,6 +1414,7 @@
       </w:tr>
       <w:tr>
         <w:tc>
+          <w:tcPr/>
           <w:p>
             <w:pPr>
               <w:pStyle w:val="Compact"/>
@@ -1308,6 +1426,7 @@
           </w:p>
         </w:tc>
         <w:tc>
+          <w:tcPr/>
           <w:p>
             <w:pPr>
               <w:pStyle w:val="Compact"/>
@@ -1319,6 +1438,7 @@
           </w:p>
         </w:tc>
         <w:tc>
+          <w:tcPr/>
           <w:p>
             <w:pPr>
               <w:pStyle w:val="Compact"/>
@@ -1330,6 +1450,7 @@
           </w:p>
         </w:tc>
         <w:tc>
+          <w:tcPr/>
           <w:p>
             <w:pPr>
               <w:pStyle w:val="Compact"/>
@@ -1341,6 +1462,7 @@
           </w:p>
         </w:tc>
         <w:tc>
+          <w:tcPr/>
           <w:p>
             <w:pPr>
               <w:pStyle w:val="Compact"/>
@@ -1352,6 +1474,7 @@
           </w:p>
         </w:tc>
         <w:tc>
+          <w:tcPr/>
           <w:p>
             <w:pPr>
               <w:pStyle w:val="Compact"/>
@@ -1363,6 +1486,7 @@
           </w:p>
         </w:tc>
         <w:tc>
+          <w:tcPr/>
           <w:p>
             <w:pPr>
               <w:pStyle w:val="Compact"/>
@@ -1374,6 +1498,7 @@
           </w:p>
         </w:tc>
         <w:tc>
+          <w:tcPr/>
           <w:p>
             <w:pPr>
               <w:pStyle w:val="Compact"/>
@@ -1401,24 +1526,29 @@
     <w:tbl>
       <w:tblPr>
         <w:tblStyle w:val="Table"/>
-        <w:tblW w:type="pct" w:w="4999.999999999999"/>
+        <w:tblW w:type="pct" w:w="5000"/>
         <w:tblLook w:firstRow="1" w:lastRow="0" w:firstColumn="0" w:lastColumn="0" w:noHBand="0" w:noVBand="0" w:val="0020"/>
+        <w:jc w:val="start"/>
       </w:tblPr>
       <w:tblGrid>
-        <w:gridCol w:w="749"/>
-        <w:gridCol w:w="535"/>
-        <w:gridCol w:w="749"/>
-        <w:gridCol w:w="588"/>
-        <w:gridCol w:w="588"/>
-        <w:gridCol w:w="321"/>
-        <w:gridCol w:w="588"/>
-        <w:gridCol w:w="535"/>
-        <w:gridCol w:w="588"/>
-        <w:gridCol w:w="481"/>
-        <w:gridCol w:w="2194"/>
+        <w:gridCol w:w="981"/>
+        <w:gridCol w:w="700"/>
+        <w:gridCol w:w="981"/>
+        <w:gridCol w:w="770"/>
+        <w:gridCol w:w="770"/>
+        <w:gridCol w:w="420"/>
+        <w:gridCol w:w="770"/>
+        <w:gridCol w:w="700"/>
+        <w:gridCol w:w="770"/>
+        <w:gridCol w:w="630"/>
+        <w:gridCol w:w="420"/>
       </w:tblGrid>
       <w:tr>
-        <w:tc>
+        <w:trPr>
+          <w:tblHeader w:val="true"/>
+        </w:trPr>
+        <w:tc>
+          <w:tcPr/>
           <w:p>
             <w:pPr>
               <w:pStyle w:val="Compact"/>
@@ -1430,6 +1560,7 @@
           </w:p>
         </w:tc>
         <w:tc>
+          <w:tcPr/>
           <w:p>
             <w:pPr>
               <w:pStyle w:val="Compact"/>
@@ -1441,6 +1572,7 @@
           </w:p>
         </w:tc>
         <w:tc>
+          <w:tcPr/>
           <w:p>
             <w:pPr>
               <w:pStyle w:val="Compact"/>
@@ -1452,6 +1584,7 @@
           </w:p>
         </w:tc>
         <w:tc>
+          <w:tcPr/>
           <w:p>
             <w:pPr>
               <w:pStyle w:val="Compact"/>
@@ -1463,6 +1596,7 @@
           </w:p>
         </w:tc>
         <w:tc>
+          <w:tcPr/>
           <w:p>
             <w:pPr>
               <w:pStyle w:val="Compact"/>
@@ -1474,6 +1608,7 @@
           </w:p>
         </w:tc>
         <w:tc>
+          <w:tcPr/>
           <w:p>
             <w:pPr>
               <w:pStyle w:val="Compact"/>
@@ -1485,6 +1620,7 @@
           </w:p>
         </w:tc>
         <w:tc>
+          <w:tcPr/>
           <w:p>
             <w:pPr>
               <w:pStyle w:val="Compact"/>
@@ -1496,6 +1632,7 @@
           </w:p>
         </w:tc>
         <w:tc>
+          <w:tcPr/>
           <w:p>
             <w:pPr>
               <w:pStyle w:val="Compact"/>
@@ -1507,6 +1644,7 @@
           </w:p>
         </w:tc>
         <w:tc>
+          <w:tcPr/>
           <w:p>
             <w:pPr>
               <w:pStyle w:val="Compact"/>
@@ -1518,6 +1656,7 @@
           </w:p>
         </w:tc>
         <w:tc>
+          <w:tcPr/>
           <w:p>
             <w:pPr>
               <w:pStyle w:val="Compact"/>
@@ -1529,6 +1668,7 @@
           </w:p>
         </w:tc>
         <w:tc>
+          <w:tcPr/>
           <w:p>
             <w:pPr>
               <w:pStyle w:val="Compact"/>
@@ -1542,6 +1682,7 @@
       </w:tr>
       <w:tr>
         <w:tc>
+          <w:tcPr/>
           <w:p>
             <w:pPr>
               <w:pStyle w:val="Compact"/>
@@ -1553,6 +1694,7 @@
           </w:p>
         </w:tc>
         <w:tc>
+          <w:tcPr/>
           <w:p>
             <w:pPr>
               <w:pStyle w:val="Compact"/>
@@ -1564,6 +1706,7 @@
           </w:p>
         </w:tc>
         <w:tc>
+          <w:tcPr/>
           <w:p>
             <w:pPr>
               <w:pStyle w:val="Compact"/>
@@ -1575,6 +1718,7 @@
           </w:p>
         </w:tc>
         <w:tc>
+          <w:tcPr/>
           <w:p>
             <w:pPr>
               <w:pStyle w:val="Compact"/>
@@ -1586,6 +1730,7 @@
           </w:p>
         </w:tc>
         <w:tc>
+          <w:tcPr/>
           <w:p>
             <w:pPr>
               <w:pStyle w:val="Compact"/>
@@ -1597,6 +1742,7 @@
           </w:p>
         </w:tc>
         <w:tc>
+          <w:tcPr/>
           <w:p>
             <w:pPr>
               <w:pStyle w:val="Compact"/>
@@ -1608,6 +1754,7 @@
           </w:p>
         </w:tc>
         <w:tc>
+          <w:tcPr/>
           <w:p>
             <w:pPr>
               <w:pStyle w:val="Compact"/>
@@ -1619,6 +1766,7 @@
           </w:p>
         </w:tc>
         <w:tc>
+          <w:tcPr/>
           <w:p>
             <w:pPr>
               <w:pStyle w:val="Compact"/>
@@ -1630,6 +1778,7 @@
           </w:p>
         </w:tc>
         <w:tc>
+          <w:tcPr/>
           <w:p>
             <w:pPr>
               <w:pStyle w:val="Compact"/>
@@ -1641,6 +1790,7 @@
           </w:p>
         </w:tc>
         <w:tc>
+          <w:tcPr/>
           <w:p>
             <w:pPr>
               <w:pStyle w:val="Compact"/>
@@ -1652,6 +1802,7 @@
           </w:p>
         </w:tc>
         <w:tc>
+          <w:tcPr/>
           <w:p>
             <w:pPr>
               <w:pStyle w:val="Compact"/>
@@ -1665,6 +1816,7 @@
       </w:tr>
       <w:tr>
         <w:tc>
+          <w:tcPr/>
           <w:p>
             <w:pPr>
               <w:pStyle w:val="Compact"/>
@@ -1676,6 +1828,7 @@
           </w:p>
         </w:tc>
         <w:tc>
+          <w:tcPr/>
           <w:p>
             <w:pPr>
               <w:pStyle w:val="Compact"/>
@@ -1687,6 +1840,7 @@
           </w:p>
         </w:tc>
         <w:tc>
+          <w:tcPr/>
           <w:p>
             <w:pPr>
               <w:pStyle w:val="Compact"/>
@@ -1698,6 +1852,7 @@
           </w:p>
         </w:tc>
         <w:tc>
+          <w:tcPr/>
           <w:p>
             <w:pPr>
               <w:pStyle w:val="Compact"/>
@@ -1709,6 +1864,7 @@
           </w:p>
         </w:tc>
         <w:tc>
+          <w:tcPr/>
           <w:p>
             <w:pPr>
               <w:pStyle w:val="Compact"/>
@@ -1720,6 +1876,7 @@
           </w:p>
         </w:tc>
         <w:tc>
+          <w:tcPr/>
           <w:p>
             <w:pPr>
               <w:pStyle w:val="Compact"/>
@@ -1731,6 +1888,7 @@
           </w:p>
         </w:tc>
         <w:tc>
+          <w:tcPr/>
           <w:p>
             <w:pPr>
               <w:pStyle w:val="Compact"/>
@@ -1742,6 +1900,7 @@
           </w:p>
         </w:tc>
         <w:tc>
+          <w:tcPr/>
           <w:p>
             <w:pPr>
               <w:pStyle w:val="Compact"/>
@@ -1753,6 +1912,7 @@
           </w:p>
         </w:tc>
         <w:tc>
+          <w:tcPr/>
           <w:p>
             <w:pPr>
               <w:pStyle w:val="Compact"/>
@@ -1764,6 +1924,7 @@
           </w:p>
         </w:tc>
         <w:tc>
+          <w:tcPr/>
           <w:p>
             <w:pPr>
               <w:pStyle w:val="Compact"/>
@@ -1775,6 +1936,7 @@
           </w:p>
         </w:tc>
         <w:tc>
+          <w:tcPr/>
           <w:p>
             <w:pPr>
               <w:pStyle w:val="Compact"/>
@@ -1788,6 +1950,7 @@
       </w:tr>
       <w:tr>
         <w:tc>
+          <w:tcPr/>
           <w:p>
             <w:pPr>
               <w:pStyle w:val="Compact"/>
@@ -1799,6 +1962,7 @@
           </w:p>
         </w:tc>
         <w:tc>
+          <w:tcPr/>
           <w:p>
             <w:pPr>
               <w:pStyle w:val="Compact"/>
@@ -1810,6 +1974,7 @@
           </w:p>
         </w:tc>
         <w:tc>
+          <w:tcPr/>
           <w:p>
             <w:pPr>
               <w:pStyle w:val="Compact"/>
@@ -1821,6 +1986,7 @@
           </w:p>
         </w:tc>
         <w:tc>
+          <w:tcPr/>
           <w:p>
             <w:pPr>
               <w:pStyle w:val="Compact"/>
@@ -1832,6 +1998,7 @@
           </w:p>
         </w:tc>
         <w:tc>
+          <w:tcPr/>
           <w:p>
             <w:pPr>
               <w:pStyle w:val="Compact"/>
@@ -1843,6 +2010,7 @@
           </w:p>
         </w:tc>
         <w:tc>
+          <w:tcPr/>
           <w:p>
             <w:pPr>
               <w:pStyle w:val="Compact"/>
@@ -1854,6 +2022,7 @@
           </w:p>
         </w:tc>
         <w:tc>
+          <w:tcPr/>
           <w:p>
             <w:pPr>
               <w:pStyle w:val="Compact"/>
@@ -1865,6 +2034,7 @@
           </w:p>
         </w:tc>
         <w:tc>
+          <w:tcPr/>
           <w:p>
             <w:pPr>
               <w:pStyle w:val="Compact"/>
@@ -1876,6 +2046,7 @@
           </w:p>
         </w:tc>
         <w:tc>
+          <w:tcPr/>
           <w:p>
             <w:pPr>
               <w:pStyle w:val="Compact"/>
@@ -1887,6 +2058,7 @@
           </w:p>
         </w:tc>
         <w:tc>
+          <w:tcPr/>
           <w:p>
             <w:pPr>
               <w:pStyle w:val="Compact"/>
@@ -1898,6 +2070,7 @@
           </w:p>
         </w:tc>
         <w:tc>
+          <w:tcPr/>
           <w:p>
             <w:pPr>
               <w:pStyle w:val="Compact"/>
@@ -1911,6 +2084,7 @@
       </w:tr>
       <w:tr>
         <w:tc>
+          <w:tcPr/>
           <w:p>
             <w:pPr>
               <w:pStyle w:val="Compact"/>
@@ -1922,6 +2096,7 @@
           </w:p>
         </w:tc>
         <w:tc>
+          <w:tcPr/>
           <w:p>
             <w:pPr>
               <w:pStyle w:val="Compact"/>
@@ -1933,6 +2108,7 @@
           </w:p>
         </w:tc>
         <w:tc>
+          <w:tcPr/>
           <w:p>
             <w:pPr>
               <w:pStyle w:val="Compact"/>
@@ -1944,6 +2120,7 @@
           </w:p>
         </w:tc>
         <w:tc>
+          <w:tcPr/>
           <w:p>
             <w:pPr>
               <w:pStyle w:val="Compact"/>
@@ -1955,6 +2132,7 @@
           </w:p>
         </w:tc>
         <w:tc>
+          <w:tcPr/>
           <w:p>
             <w:pPr>
               <w:pStyle w:val="Compact"/>
@@ -1966,6 +2144,7 @@
           </w:p>
         </w:tc>
         <w:tc>
+          <w:tcPr/>
           <w:p>
             <w:pPr>
               <w:pStyle w:val="Compact"/>
@@ -1977,6 +2156,7 @@
           </w:p>
         </w:tc>
         <w:tc>
+          <w:tcPr/>
           <w:p>
             <w:pPr>
               <w:pStyle w:val="Compact"/>
@@ -1988,6 +2168,7 @@
           </w:p>
         </w:tc>
         <w:tc>
+          <w:tcPr/>
           <w:p>
             <w:pPr>
               <w:pStyle w:val="Compact"/>
@@ -1999,6 +2180,7 @@
           </w:p>
         </w:tc>
         <w:tc>
+          <w:tcPr/>
           <w:p>
             <w:pPr>
               <w:pStyle w:val="Compact"/>
@@ -2010,6 +2192,7 @@
           </w:p>
         </w:tc>
         <w:tc>
+          <w:tcPr/>
           <w:p>
             <w:pPr>
               <w:pStyle w:val="Compact"/>
@@ -2021,6 +2204,7 @@
           </w:p>
         </w:tc>
         <w:tc>
+          <w:tcPr/>
           <w:p>
             <w:pPr>
               <w:pStyle w:val="Compact"/>
@@ -3640,13 +3824,18 @@
     <w:tbl>
       <w:tblPr>
         <w:tblStyle w:val="Table"/>
-        <w:tblW w:type="pct" w:w="0.0"/>
+        <w:tblW w:type="auto" w:w="0"/>
         <w:tblLook w:firstRow="0" w:lastRow="0" w:firstColumn="0" w:lastColumn="0" w:noHBand="0" w:noVBand="0" w:val="0000"/>
+        <w:jc w:val="start"/>
         <w:tblCaption w:val="Data summary"/>
       </w:tblPr>
-      <w:tblGrid/>
+      <w:tblGrid>
+        <w:gridCol w:w="3960"/>
+        <w:gridCol w:w="3960"/>
+      </w:tblGrid>
       <w:tr>
         <w:tc>
+          <w:tcPr/>
           <w:p>
             <w:pPr>
               <w:pStyle w:val="Compact"/>
@@ -3658,6 +3847,7 @@
           </w:p>
         </w:tc>
         <w:tc>
+          <w:tcPr/>
           <w:p>
             <w:pPr>
               <w:pStyle w:val="Compact"/>
@@ -3671,6 +3861,7 @@
       </w:tr>
       <w:tr>
         <w:tc>
+          <w:tcPr/>
           <w:p>
             <w:pPr>
               <w:pStyle w:val="Compact"/>
@@ -3682,6 +3873,7 @@
           </w:p>
         </w:tc>
         <w:tc>
+          <w:tcPr/>
           <w:p>
             <w:pPr>
               <w:pStyle w:val="Compact"/>
@@ -3695,6 +3887,7 @@
       </w:tr>
       <w:tr>
         <w:tc>
+          <w:tcPr/>
           <w:p>
             <w:pPr>
               <w:pStyle w:val="Compact"/>
@@ -3706,6 +3899,7 @@
           </w:p>
         </w:tc>
         <w:tc>
+          <w:tcPr/>
           <w:p>
             <w:pPr>
               <w:pStyle w:val="Compact"/>
@@ -3719,6 +3913,7 @@
       </w:tr>
       <w:tr>
         <w:tc>
+          <w:tcPr/>
           <w:p>
             <w:pPr>
               <w:pStyle w:val="Compact"/>
@@ -3730,11 +3925,17 @@
           </w:p>
         </w:tc>
         <w:tc>
-          <w:p/>
+          <w:tcPr/>
+          <w:p>
+            <w:pPr>
+              <w:pStyle w:val="Compact"/>
+            </w:pPr>
+          </w:p>
         </w:tc>
       </w:tr>
       <w:tr>
         <w:tc>
+          <w:tcPr/>
           <w:p>
             <w:pPr>
               <w:pStyle w:val="Compact"/>
@@ -3746,11 +3947,17 @@
           </w:p>
         </w:tc>
         <w:tc>
-          <w:p/>
+          <w:tcPr/>
+          <w:p>
+            <w:pPr>
+              <w:pStyle w:val="Compact"/>
+            </w:pPr>
+          </w:p>
         </w:tc>
       </w:tr>
       <w:tr>
         <w:tc>
+          <w:tcPr/>
           <w:p>
             <w:pPr>
               <w:pStyle w:val="Compact"/>
@@ -3762,6 +3969,7 @@
           </w:p>
         </w:tc>
         <w:tc>
+          <w:tcPr/>
           <w:p>
             <w:pPr>
               <w:pStyle w:val="Compact"/>
@@ -3775,6 +3983,7 @@
       </w:tr>
       <w:tr>
         <w:tc>
+          <w:tcPr/>
           <w:p>
             <w:pPr>
               <w:pStyle w:val="Compact"/>
@@ -3786,6 +3995,7 @@
           </w:p>
         </w:tc>
         <w:tc>
+          <w:tcPr/>
           <w:p>
             <w:pPr>
               <w:pStyle w:val="Compact"/>
@@ -3799,6 +4009,7 @@
       </w:tr>
       <w:tr>
         <w:tc>
+          <w:tcPr/>
           <w:p>
             <w:pPr>
               <w:pStyle w:val="Compact"/>
@@ -3810,11 +4021,17 @@
           </w:p>
         </w:tc>
         <w:tc>
-          <w:p/>
+          <w:tcPr/>
+          <w:p>
+            <w:pPr>
+              <w:pStyle w:val="Compact"/>
+            </w:pPr>
+          </w:p>
         </w:tc>
       </w:tr>
       <w:tr>
         <w:tc>
+          <w:tcPr/>
           <w:p>
             <w:pPr>
               <w:pStyle w:val="Compact"/>
@@ -3826,6 +4043,7 @@
           </w:p>
         </w:tc>
         <w:tc>
+          <w:tcPr/>
           <w:p>
             <w:pPr>
               <w:pStyle w:val="Compact"/>
@@ -3853,12 +4071,26 @@
     <w:tbl>
       <w:tblPr>
         <w:tblStyle w:val="Table"/>
-        <w:tblW w:type="pct" w:w="0.0"/>
+        <w:tblW w:type="pct" w:w="5000"/>
         <w:tblLook w:firstRow="1" w:lastRow="0" w:firstColumn="0" w:lastColumn="0" w:noHBand="0" w:noVBand="0" w:val="0020"/>
+        <w:jc w:val="start"/>
       </w:tblPr>
-      <w:tblGrid/>
+      <w:tblGrid>
+        <w:gridCol w:w="1540"/>
+        <w:gridCol w:w="1100"/>
+        <w:gridCol w:w="1540"/>
+        <w:gridCol w:w="440"/>
+        <w:gridCol w:w="440"/>
+        <w:gridCol w:w="660"/>
+        <w:gridCol w:w="990"/>
+        <w:gridCol w:w="1210"/>
+      </w:tblGrid>
       <w:tr>
-        <w:tc>
+        <w:trPr>
+          <w:tblHeader w:val="true"/>
+        </w:trPr>
+        <w:tc>
+          <w:tcPr/>
           <w:p>
             <w:pPr>
               <w:pStyle w:val="Compact"/>
@@ -3870,6 +4102,7 @@
           </w:p>
         </w:tc>
         <w:tc>
+          <w:tcPr/>
           <w:p>
             <w:pPr>
               <w:pStyle w:val="Compact"/>
@@ -3881,6 +4114,7 @@
           </w:p>
         </w:tc>
         <w:tc>
+          <w:tcPr/>
           <w:p>
             <w:pPr>
               <w:pStyle w:val="Compact"/>
@@ -3892,6 +4126,7 @@
           </w:p>
         </w:tc>
         <w:tc>
+          <w:tcPr/>
           <w:p>
             <w:pPr>
               <w:pStyle w:val="Compact"/>
@@ -3903,6 +4138,7 @@
           </w:p>
         </w:tc>
         <w:tc>
+          <w:tcPr/>
           <w:p>
             <w:pPr>
               <w:pStyle w:val="Compact"/>
@@ -3914,6 +4150,7 @@
           </w:p>
         </w:tc>
         <w:tc>
+          <w:tcPr/>
           <w:p>
             <w:pPr>
               <w:pStyle w:val="Compact"/>
@@ -3925,6 +4162,7 @@
           </w:p>
         </w:tc>
         <w:tc>
+          <w:tcPr/>
           <w:p>
             <w:pPr>
               <w:pStyle w:val="Compact"/>
@@ -3936,6 +4174,7 @@
           </w:p>
         </w:tc>
         <w:tc>
+          <w:tcPr/>
           <w:p>
             <w:pPr>
               <w:pStyle w:val="Compact"/>
@@ -3949,6 +4188,7 @@
       </w:tr>
       <w:tr>
         <w:tc>
+          <w:tcPr/>
           <w:p>
             <w:pPr>
               <w:pStyle w:val="Compact"/>
@@ -3960,6 +4200,7 @@
           </w:p>
         </w:tc>
         <w:tc>
+          <w:tcPr/>
           <w:p>
             <w:pPr>
               <w:pStyle w:val="Compact"/>
@@ -3971,6 +4212,7 @@
           </w:p>
         </w:tc>
         <w:tc>
+          <w:tcPr/>
           <w:p>
             <w:pPr>
               <w:pStyle w:val="Compact"/>
@@ -3982,6 +4224,7 @@
           </w:p>
         </w:tc>
         <w:tc>
+          <w:tcPr/>
           <w:p>
             <w:pPr>
               <w:pStyle w:val="Compact"/>
@@ -3993,6 +4236,7 @@
           </w:p>
         </w:tc>
         <w:tc>
+          <w:tcPr/>
           <w:p>
             <w:pPr>
               <w:pStyle w:val="Compact"/>
@@ -4004,6 +4248,7 @@
           </w:p>
         </w:tc>
         <w:tc>
+          <w:tcPr/>
           <w:p>
             <w:pPr>
               <w:pStyle w:val="Compact"/>
@@ -4015,6 +4260,7 @@
           </w:p>
         </w:tc>
         <w:tc>
+          <w:tcPr/>
           <w:p>
             <w:pPr>
               <w:pStyle w:val="Compact"/>
@@ -4026,6 +4272,7 @@
           </w:p>
         </w:tc>
         <w:tc>
+          <w:tcPr/>
           <w:p>
             <w:pPr>
               <w:pStyle w:val="Compact"/>
@@ -4039,6 +4286,7 @@
       </w:tr>
       <w:tr>
         <w:tc>
+          <w:tcPr/>
           <w:p>
             <w:pPr>
               <w:pStyle w:val="Compact"/>
@@ -4050,6 +4298,7 @@
           </w:p>
         </w:tc>
         <w:tc>
+          <w:tcPr/>
           <w:p>
             <w:pPr>
               <w:pStyle w:val="Compact"/>
@@ -4061,6 +4310,7 @@
           </w:p>
         </w:tc>
         <w:tc>
+          <w:tcPr/>
           <w:p>
             <w:pPr>
               <w:pStyle w:val="Compact"/>
@@ -4072,6 +4322,7 @@
           </w:p>
         </w:tc>
         <w:tc>
+          <w:tcPr/>
           <w:p>
             <w:pPr>
               <w:pStyle w:val="Compact"/>
@@ -4083,6 +4334,7 @@
           </w:p>
         </w:tc>
         <w:tc>
+          <w:tcPr/>
           <w:p>
             <w:pPr>
               <w:pStyle w:val="Compact"/>
@@ -4094,6 +4346,7 @@
           </w:p>
         </w:tc>
         <w:tc>
+          <w:tcPr/>
           <w:p>
             <w:pPr>
               <w:pStyle w:val="Compact"/>
@@ -4105,6 +4358,7 @@
           </w:p>
         </w:tc>
         <w:tc>
+          <w:tcPr/>
           <w:p>
             <w:pPr>
               <w:pStyle w:val="Compact"/>
@@ -4116,6 +4370,7 @@
           </w:p>
         </w:tc>
         <w:tc>
+          <w:tcPr/>
           <w:p>
             <w:pPr>
               <w:pStyle w:val="Compact"/>
@@ -4129,6 +4384,7 @@
       </w:tr>
       <w:tr>
         <w:tc>
+          <w:tcPr/>
           <w:p>
             <w:pPr>
               <w:pStyle w:val="Compact"/>
@@ -4140,6 +4396,7 @@
           </w:p>
         </w:tc>
         <w:tc>
+          <w:tcPr/>
           <w:p>
             <w:pPr>
               <w:pStyle w:val="Compact"/>
@@ -4151,6 +4408,7 @@
           </w:p>
         </w:tc>
         <w:tc>
+          <w:tcPr/>
           <w:p>
             <w:pPr>
               <w:pStyle w:val="Compact"/>
@@ -4162,6 +4420,7 @@
           </w:p>
         </w:tc>
         <w:tc>
+          <w:tcPr/>
           <w:p>
             <w:pPr>
               <w:pStyle w:val="Compact"/>
@@ -4173,6 +4432,7 @@
           </w:p>
         </w:tc>
         <w:tc>
+          <w:tcPr/>
           <w:p>
             <w:pPr>
               <w:pStyle w:val="Compact"/>
@@ -4184,6 +4444,7 @@
           </w:p>
         </w:tc>
         <w:tc>
+          <w:tcPr/>
           <w:p>
             <w:pPr>
               <w:pStyle w:val="Compact"/>
@@ -4195,6 +4456,7 @@
           </w:p>
         </w:tc>
         <w:tc>
+          <w:tcPr/>
           <w:p>
             <w:pPr>
               <w:pStyle w:val="Compact"/>
@@ -4206,6 +4468,7 @@
           </w:p>
         </w:tc>
         <w:tc>
+          <w:tcPr/>
           <w:p>
             <w:pPr>
               <w:pStyle w:val="Compact"/>
@@ -4219,6 +4482,7 @@
       </w:tr>
       <w:tr>
         <w:tc>
+          <w:tcPr/>
           <w:p>
             <w:pPr>
               <w:pStyle w:val="Compact"/>
@@ -4230,6 +4494,7 @@
           </w:p>
         </w:tc>
         <w:tc>
+          <w:tcPr/>
           <w:p>
             <w:pPr>
               <w:pStyle w:val="Compact"/>
@@ -4241,6 +4506,7 @@
           </w:p>
         </w:tc>
         <w:tc>
+          <w:tcPr/>
           <w:p>
             <w:pPr>
               <w:pStyle w:val="Compact"/>
@@ -4252,6 +4518,7 @@
           </w:p>
         </w:tc>
         <w:tc>
+          <w:tcPr/>
           <w:p>
             <w:pPr>
               <w:pStyle w:val="Compact"/>
@@ -4263,6 +4530,7 @@
           </w:p>
         </w:tc>
         <w:tc>
+          <w:tcPr/>
           <w:p>
             <w:pPr>
               <w:pStyle w:val="Compact"/>
@@ -4274,6 +4542,7 @@
           </w:p>
         </w:tc>
         <w:tc>
+          <w:tcPr/>
           <w:p>
             <w:pPr>
               <w:pStyle w:val="Compact"/>
@@ -4285,6 +4554,7 @@
           </w:p>
         </w:tc>
         <w:tc>
+          <w:tcPr/>
           <w:p>
             <w:pPr>
               <w:pStyle w:val="Compact"/>
@@ -4296,6 +4566,7 @@
           </w:p>
         </w:tc>
         <w:tc>
+          <w:tcPr/>
           <w:p>
             <w:pPr>
               <w:pStyle w:val="Compact"/>
@@ -4309,6 +4580,7 @@
       </w:tr>
       <w:tr>
         <w:tc>
+          <w:tcPr/>
           <w:p>
             <w:pPr>
               <w:pStyle w:val="Compact"/>
@@ -4320,6 +4592,7 @@
           </w:p>
         </w:tc>
         <w:tc>
+          <w:tcPr/>
           <w:p>
             <w:pPr>
               <w:pStyle w:val="Compact"/>
@@ -4331,6 +4604,7 @@
           </w:p>
         </w:tc>
         <w:tc>
+          <w:tcPr/>
           <w:p>
             <w:pPr>
               <w:pStyle w:val="Compact"/>
@@ -4342,6 +4616,7 @@
           </w:p>
         </w:tc>
         <w:tc>
+          <w:tcPr/>
           <w:p>
             <w:pPr>
               <w:pStyle w:val="Compact"/>
@@ -4353,6 +4628,7 @@
           </w:p>
         </w:tc>
         <w:tc>
+          <w:tcPr/>
           <w:p>
             <w:pPr>
               <w:pStyle w:val="Compact"/>
@@ -4364,6 +4640,7 @@
           </w:p>
         </w:tc>
         <w:tc>
+          <w:tcPr/>
           <w:p>
             <w:pPr>
               <w:pStyle w:val="Compact"/>
@@ -4375,6 +4652,7 @@
           </w:p>
         </w:tc>
         <w:tc>
+          <w:tcPr/>
           <w:p>
             <w:pPr>
               <w:pStyle w:val="Compact"/>
@@ -4386,6 +4664,7 @@
           </w:p>
         </w:tc>
         <w:tc>
+          <w:tcPr/>
           <w:p>
             <w:pPr>
               <w:pStyle w:val="Compact"/>
@@ -4413,24 +4692,29 @@
     <w:tbl>
       <w:tblPr>
         <w:tblStyle w:val="Table"/>
-        <w:tblW w:type="pct" w:w="5000.0"/>
+        <w:tblW w:type="pct" w:w="5000"/>
         <w:tblLook w:firstRow="1" w:lastRow="0" w:firstColumn="0" w:lastColumn="0" w:noHBand="0" w:noVBand="0" w:val="0020"/>
+        <w:jc w:val="start"/>
       </w:tblPr>
       <w:tblGrid>
-        <w:gridCol w:w="724"/>
-        <w:gridCol w:w="517"/>
-        <w:gridCol w:w="724"/>
-        <w:gridCol w:w="621"/>
-        <w:gridCol w:w="569"/>
-        <w:gridCol w:w="414"/>
-        <w:gridCol w:w="569"/>
-        <w:gridCol w:w="569"/>
-        <w:gridCol w:w="621"/>
-        <w:gridCol w:w="465"/>
-        <w:gridCol w:w="2122"/>
+        <w:gridCol w:w="939"/>
+        <w:gridCol w:w="671"/>
+        <w:gridCol w:w="939"/>
+        <w:gridCol w:w="805"/>
+        <w:gridCol w:w="738"/>
+        <w:gridCol w:w="536"/>
+        <w:gridCol w:w="738"/>
+        <w:gridCol w:w="738"/>
+        <w:gridCol w:w="805"/>
+        <w:gridCol w:w="604"/>
+        <w:gridCol w:w="402"/>
       </w:tblGrid>
       <w:tr>
-        <w:tc>
+        <w:trPr>
+          <w:tblHeader w:val="true"/>
+        </w:trPr>
+        <w:tc>
+          <w:tcPr/>
           <w:p>
             <w:pPr>
               <w:pStyle w:val="Compact"/>
@@ -4442,6 +4726,7 @@
           </w:p>
         </w:tc>
         <w:tc>
+          <w:tcPr/>
           <w:p>
             <w:pPr>
               <w:pStyle w:val="Compact"/>
@@ -4453,6 +4738,7 @@
           </w:p>
         </w:tc>
         <w:tc>
+          <w:tcPr/>
           <w:p>
             <w:pPr>
               <w:pStyle w:val="Compact"/>
@@ -4464,6 +4750,7 @@
           </w:p>
         </w:tc>
         <w:tc>
+          <w:tcPr/>
           <w:p>
             <w:pPr>
               <w:pStyle w:val="Compact"/>
@@ -4475,6 +4762,7 @@
           </w:p>
         </w:tc>
         <w:tc>
+          <w:tcPr/>
           <w:p>
             <w:pPr>
               <w:pStyle w:val="Compact"/>
@@ -4486,6 +4774,7 @@
           </w:p>
         </w:tc>
         <w:tc>
+          <w:tcPr/>
           <w:p>
             <w:pPr>
               <w:pStyle w:val="Compact"/>
@@ -4497,6 +4786,7 @@
           </w:p>
         </w:tc>
         <w:tc>
+          <w:tcPr/>
           <w:p>
             <w:pPr>
               <w:pStyle w:val="Compact"/>
@@ -4508,6 +4798,7 @@
           </w:p>
         </w:tc>
         <w:tc>
+          <w:tcPr/>
           <w:p>
             <w:pPr>
               <w:pStyle w:val="Compact"/>
@@ -4519,6 +4810,7 @@
           </w:p>
         </w:tc>
         <w:tc>
+          <w:tcPr/>
           <w:p>
             <w:pPr>
               <w:pStyle w:val="Compact"/>
@@ -4530,6 +4822,7 @@
           </w:p>
         </w:tc>
         <w:tc>
+          <w:tcPr/>
           <w:p>
             <w:pPr>
               <w:pStyle w:val="Compact"/>
@@ -4541,6 +4834,7 @@
           </w:p>
         </w:tc>
         <w:tc>
+          <w:tcPr/>
           <w:p>
             <w:pPr>
               <w:pStyle w:val="Compact"/>
@@ -4554,6 +4848,7 @@
       </w:tr>
       <w:tr>
         <w:tc>
+          <w:tcPr/>
           <w:p>
             <w:pPr>
               <w:pStyle w:val="Compact"/>
@@ -4565,6 +4860,7 @@
           </w:p>
         </w:tc>
         <w:tc>
+          <w:tcPr/>
           <w:p>
             <w:pPr>
               <w:pStyle w:val="Compact"/>
@@ -4576,6 +4872,7 @@
           </w:p>
         </w:tc>
         <w:tc>
+          <w:tcPr/>
           <w:p>
             <w:pPr>
               <w:pStyle w:val="Compact"/>
@@ -4587,6 +4884,7 @@
           </w:p>
         </w:tc>
         <w:tc>
+          <w:tcPr/>
           <w:p>
             <w:pPr>
               <w:pStyle w:val="Compact"/>
@@ -4598,6 +4896,7 @@
           </w:p>
         </w:tc>
         <w:tc>
+          <w:tcPr/>
           <w:p>
             <w:pPr>
               <w:pStyle w:val="Compact"/>
@@ -4609,6 +4908,7 @@
           </w:p>
         </w:tc>
         <w:tc>
+          <w:tcPr/>
           <w:p>
             <w:pPr>
               <w:pStyle w:val="Compact"/>
@@ -4620,6 +4920,7 @@
           </w:p>
         </w:tc>
         <w:tc>
+          <w:tcPr/>
           <w:p>
             <w:pPr>
               <w:pStyle w:val="Compact"/>
@@ -4631,6 +4932,7 @@
           </w:p>
         </w:tc>
         <w:tc>
+          <w:tcPr/>
           <w:p>
             <w:pPr>
               <w:pStyle w:val="Compact"/>
@@ -4642,6 +4944,7 @@
           </w:p>
         </w:tc>
         <w:tc>
+          <w:tcPr/>
           <w:p>
             <w:pPr>
               <w:pStyle w:val="Compact"/>
@@ -4653,6 +4956,7 @@
           </w:p>
         </w:tc>
         <w:tc>
+          <w:tcPr/>
           <w:p>
             <w:pPr>
               <w:pStyle w:val="Compact"/>
@@ -4664,6 +4968,7 @@
           </w:p>
         </w:tc>
         <w:tc>
+          <w:tcPr/>
           <w:p>
             <w:pPr>
               <w:pStyle w:val="Compact"/>
@@ -4677,6 +4982,7 @@
       </w:tr>
       <w:tr>
         <w:tc>
+          <w:tcPr/>
           <w:p>
             <w:pPr>
               <w:pStyle w:val="Compact"/>
@@ -4688,6 +4994,7 @@
           </w:p>
         </w:tc>
         <w:tc>
+          <w:tcPr/>
           <w:p>
             <w:pPr>
               <w:pStyle w:val="Compact"/>
@@ -4699,6 +5006,7 @@
           </w:p>
         </w:tc>
         <w:tc>
+          <w:tcPr/>
           <w:p>
             <w:pPr>
               <w:pStyle w:val="Compact"/>
@@ -4710,6 +5018,7 @@
           </w:p>
         </w:tc>
         <w:tc>
+          <w:tcPr/>
           <w:p>
             <w:pPr>
               <w:pStyle w:val="Compact"/>
@@ -4721,6 +5030,7 @@
           </w:p>
         </w:tc>
         <w:tc>
+          <w:tcPr/>
           <w:p>
             <w:pPr>
               <w:pStyle w:val="Compact"/>
@@ -4732,6 +5042,7 @@
           </w:p>
         </w:tc>
         <w:tc>
+          <w:tcPr/>
           <w:p>
             <w:pPr>
               <w:pStyle w:val="Compact"/>
@@ -4743,6 +5054,7 @@
           </w:p>
         </w:tc>
         <w:tc>
+          <w:tcPr/>
           <w:p>
             <w:pPr>
               <w:pStyle w:val="Compact"/>
@@ -4754,6 +5066,7 @@
           </w:p>
         </w:tc>
         <w:tc>
+          <w:tcPr/>
           <w:p>
             <w:pPr>
               <w:pStyle w:val="Compact"/>
@@ -4765,6 +5078,7 @@
           </w:p>
         </w:tc>
         <w:tc>
+          <w:tcPr/>
           <w:p>
             <w:pPr>
               <w:pStyle w:val="Compact"/>
@@ -4776,6 +5090,7 @@
           </w:p>
         </w:tc>
         <w:tc>
+          <w:tcPr/>
           <w:p>
             <w:pPr>
               <w:pStyle w:val="Compact"/>
@@ -4787,6 +5102,7 @@
           </w:p>
         </w:tc>
         <w:tc>
+          <w:tcPr/>
           <w:p>
             <w:pPr>
               <w:pStyle w:val="Compact"/>
@@ -4800,6 +5116,7 @@
       </w:tr>
       <w:tr>
         <w:tc>
+          <w:tcPr/>
           <w:p>
             <w:pPr>
               <w:pStyle w:val="Compact"/>
@@ -4811,6 +5128,7 @@
           </w:p>
         </w:tc>
         <w:tc>
+          <w:tcPr/>
           <w:p>
             <w:pPr>
               <w:pStyle w:val="Compact"/>
@@ -4822,6 +5140,7 @@
           </w:p>
         </w:tc>
         <w:tc>
+          <w:tcPr/>
           <w:p>
             <w:pPr>
               <w:pStyle w:val="Compact"/>
@@ -4833,6 +5152,7 @@
           </w:p>
         </w:tc>
         <w:tc>
+          <w:tcPr/>
           <w:p>
             <w:pPr>
               <w:pStyle w:val="Compact"/>
@@ -4844,6 +5164,7 @@
           </w:p>
         </w:tc>
         <w:tc>
+          <w:tcPr/>
           <w:p>
             <w:pPr>
               <w:pStyle w:val="Compact"/>
@@ -4855,6 +5176,7 @@
           </w:p>
         </w:tc>
         <w:tc>
+          <w:tcPr/>
           <w:p>
             <w:pPr>
               <w:pStyle w:val="Compact"/>
@@ -4866,6 +5188,7 @@
           </w:p>
         </w:tc>
         <w:tc>
+          <w:tcPr/>
           <w:p>
             <w:pPr>
               <w:pStyle w:val="Compact"/>
@@ -4877,6 +5200,7 @@
           </w:p>
         </w:tc>
         <w:tc>
+          <w:tcPr/>
           <w:p>
             <w:pPr>
               <w:pStyle w:val="Compact"/>
@@ -4888,6 +5212,7 @@
           </w:p>
         </w:tc>
         <w:tc>
+          <w:tcPr/>
           <w:p>
             <w:pPr>
               <w:pStyle w:val="Compact"/>
@@ -4899,6 +5224,7 @@
           </w:p>
         </w:tc>
         <w:tc>
+          <w:tcPr/>
           <w:p>
             <w:pPr>
               <w:pStyle w:val="Compact"/>
@@ -4910,6 +5236,7 @@
           </w:p>
         </w:tc>
         <w:tc>
+          <w:tcPr/>
           <w:p>
             <w:pPr>
               <w:pStyle w:val="Compact"/>
@@ -4923,6 +5250,7 @@
       </w:tr>
       <w:tr>
         <w:tc>
+          <w:tcPr/>
           <w:p>
             <w:pPr>
               <w:pStyle w:val="Compact"/>
@@ -4934,6 +5262,7 @@
           </w:p>
         </w:tc>
         <w:tc>
+          <w:tcPr/>
           <w:p>
             <w:pPr>
               <w:pStyle w:val="Compact"/>
@@ -4945,6 +5274,7 @@
           </w:p>
         </w:tc>
         <w:tc>
+          <w:tcPr/>
           <w:p>
             <w:pPr>
               <w:pStyle w:val="Compact"/>
@@ -4956,6 +5286,7 @@
           </w:p>
         </w:tc>
         <w:tc>
+          <w:tcPr/>
           <w:p>
             <w:pPr>
               <w:pStyle w:val="Compact"/>
@@ -4967,6 +5298,7 @@
           </w:p>
         </w:tc>
         <w:tc>
+          <w:tcPr/>
           <w:p>
             <w:pPr>
               <w:pStyle w:val="Compact"/>
@@ -4978,6 +5310,7 @@
           </w:p>
         </w:tc>
         <w:tc>
+          <w:tcPr/>
           <w:p>
             <w:pPr>
               <w:pStyle w:val="Compact"/>
@@ -4989,6 +5322,7 @@
           </w:p>
         </w:tc>
         <w:tc>
+          <w:tcPr/>
           <w:p>
             <w:pPr>
               <w:pStyle w:val="Compact"/>
@@ -5000,6 +5334,7 @@
           </w:p>
         </w:tc>
         <w:tc>
+          <w:tcPr/>
           <w:p>
             <w:pPr>
               <w:pStyle w:val="Compact"/>
@@ -5011,6 +5346,7 @@
           </w:p>
         </w:tc>
         <w:tc>
+          <w:tcPr/>
           <w:p>
             <w:pPr>
               <w:pStyle w:val="Compact"/>
@@ -5022,6 +5358,7 @@
           </w:p>
         </w:tc>
         <w:tc>
+          <w:tcPr/>
           <w:p>
             <w:pPr>
               <w:pStyle w:val="Compact"/>
@@ -5033,6 +5370,7 @@
           </w:p>
         </w:tc>
         <w:tc>
+          <w:tcPr/>
           <w:p>
             <w:pPr>
               <w:pStyle w:val="Compact"/>
@@ -5046,6 +5384,7 @@
       </w:tr>
       <w:tr>
         <w:tc>
+          <w:tcPr/>
           <w:p>
             <w:pPr>
               <w:pStyle w:val="Compact"/>
@@ -5057,6 +5396,7 @@
           </w:p>
         </w:tc>
         <w:tc>
+          <w:tcPr/>
           <w:p>
             <w:pPr>
               <w:pStyle w:val="Compact"/>
@@ -5068,6 +5408,7 @@
           </w:p>
         </w:tc>
         <w:tc>
+          <w:tcPr/>
           <w:p>
             <w:pPr>
               <w:pStyle w:val="Compact"/>
@@ -5079,6 +5420,7 @@
           </w:p>
         </w:tc>
         <w:tc>
+          <w:tcPr/>
           <w:p>
             <w:pPr>
               <w:pStyle w:val="Compact"/>
@@ -5090,6 +5432,7 @@
           </w:p>
         </w:tc>
         <w:tc>
+          <w:tcPr/>
           <w:p>
             <w:pPr>
               <w:pStyle w:val="Compact"/>
@@ -5101,6 +5444,7 @@
           </w:p>
         </w:tc>
         <w:tc>
+          <w:tcPr/>
           <w:p>
             <w:pPr>
               <w:pStyle w:val="Compact"/>
@@ -5112,6 +5456,7 @@
           </w:p>
         </w:tc>
         <w:tc>
+          <w:tcPr/>
           <w:p>
             <w:pPr>
               <w:pStyle w:val="Compact"/>
@@ -5123,6 +5468,7 @@
           </w:p>
         </w:tc>
         <w:tc>
+          <w:tcPr/>
           <w:p>
             <w:pPr>
               <w:pStyle w:val="Compact"/>
@@ -5134,6 +5480,7 @@
           </w:p>
         </w:tc>
         <w:tc>
+          <w:tcPr/>
           <w:p>
             <w:pPr>
               <w:pStyle w:val="Compact"/>
@@ -5145,6 +5492,7 @@
           </w:p>
         </w:tc>
         <w:tc>
+          <w:tcPr/>
           <w:p>
             <w:pPr>
               <w:pStyle w:val="Compact"/>
@@ -5156,6 +5504,7 @@
           </w:p>
         </w:tc>
         <w:tc>
+          <w:tcPr/>
           <w:p>
             <w:pPr>
               <w:pStyle w:val="Compact"/>
@@ -5169,6 +5518,7 @@
       </w:tr>
       <w:tr>
         <w:tc>
+          <w:tcPr/>
           <w:p>
             <w:pPr>
               <w:pStyle w:val="Compact"/>
@@ -5180,6 +5530,7 @@
           </w:p>
         </w:tc>
         <w:tc>
+          <w:tcPr/>
           <w:p>
             <w:pPr>
               <w:pStyle w:val="Compact"/>
@@ -5191,6 +5542,7 @@
           </w:p>
         </w:tc>
         <w:tc>
+          <w:tcPr/>
           <w:p>
             <w:pPr>
               <w:pStyle w:val="Compact"/>
@@ -5202,6 +5554,7 @@
           </w:p>
         </w:tc>
         <w:tc>
+          <w:tcPr/>
           <w:p>
             <w:pPr>
               <w:pStyle w:val="Compact"/>
@@ -5213,6 +5566,7 @@
           </w:p>
         </w:tc>
         <w:tc>
+          <w:tcPr/>
           <w:p>
             <w:pPr>
               <w:pStyle w:val="Compact"/>
@@ -5224,6 +5578,7 @@
           </w:p>
         </w:tc>
         <w:tc>
+          <w:tcPr/>
           <w:p>
             <w:pPr>
               <w:pStyle w:val="Compact"/>
@@ -5235,6 +5590,7 @@
           </w:p>
         </w:tc>
         <w:tc>
+          <w:tcPr/>
           <w:p>
             <w:pPr>
               <w:pStyle w:val="Compact"/>
@@ -5246,6 +5602,7 @@
           </w:p>
         </w:tc>
         <w:tc>
+          <w:tcPr/>
           <w:p>
             <w:pPr>
               <w:pStyle w:val="Compact"/>
@@ -5257,6 +5614,7 @@
           </w:p>
         </w:tc>
         <w:tc>
+          <w:tcPr/>
           <w:p>
             <w:pPr>
               <w:pStyle w:val="Compact"/>
@@ -5268,6 +5626,7 @@
           </w:p>
         </w:tc>
         <w:tc>
+          <w:tcPr/>
           <w:p>
             <w:pPr>
               <w:pStyle w:val="Compact"/>
@@ -5279,6 +5638,7 @@
           </w:p>
         </w:tc>
         <w:tc>
+          <w:tcPr/>
           <w:p>
             <w:pPr>
               <w:pStyle w:val="Compact"/>
@@ -5292,7 +5652,7 @@
       </w:tr>
     </w:tbl>
     <w:bookmarkEnd w:id="26"/>
-    <w:bookmarkStart w:id="30" w:name="visualization"/>
+    <w:bookmarkStart w:id="36" w:name="visualization"/>
     <w:p>
       <w:pPr>
         <w:pStyle w:val="Heading1"/>
@@ -5622,12 +5982,12 @@
           <wp:inline>
             <wp:extent cx="4620126" cy="3696101"/>
             <wp:effectExtent b="0" l="0" r="0" t="0"/>
-            <wp:docPr descr="" title="" id="1" name="Picture"/>
+            <wp:docPr descr="" title="" id="28" name="Picture"/>
             <a:graphic>
               <a:graphicData uri="http://schemas.openxmlformats.org/drawingml/2006/picture">
                 <pic:pic>
                   <pic:nvPicPr>
-                    <pic:cNvPr descr="dplyr_based_financial_review_files/figure-docx/unnamed-chunk-6-1.png" id="0" name="Picture"/>
+                    <pic:cNvPr descr="dplyr_based_financial_review_files/figure-docx/unnamed-chunk-6-1.png" id="29" name="Picture"/>
                     <pic:cNvPicPr>
                       <a:picLocks noChangeArrowheads="1" noChangeAspect="1"/>
                     </pic:cNvPicPr>
@@ -5999,7 +6359,54 @@
         <w:rPr>
           <w:rStyle w:val="VerbatimChar"/>
         </w:rPr>
-        <w:t xml:space="preserve">## `geom_smooth()` using method = 'loess' and formula 'y ~ x'</w:t>
+        <w:t xml:space="preserve">## Warning: Using `size` aesthetic for lines was deprecated in ggplot2 3.4.0.</w:t>
+      </w:r>
+      <w:r>
+        <w:br/>
+      </w:r>
+      <w:r>
+        <w:rPr>
+          <w:rStyle w:val="VerbatimChar"/>
+        </w:rPr>
+        <w:t xml:space="preserve">## ℹ Please use `linewidth` instead.</w:t>
+      </w:r>
+      <w:r>
+        <w:br/>
+      </w:r>
+      <w:r>
+        <w:rPr>
+          <w:rStyle w:val="VerbatimChar"/>
+        </w:rPr>
+        <w:t xml:space="preserve">## This warning is displayed once every 8 hours.</w:t>
+      </w:r>
+      <w:r>
+        <w:br/>
+      </w:r>
+      <w:r>
+        <w:rPr>
+          <w:rStyle w:val="VerbatimChar"/>
+        </w:rPr>
+        <w:t xml:space="preserve">## Call `lifecycle::last_lifecycle_warnings()` to see where this warning was</w:t>
+      </w:r>
+      <w:r>
+        <w:br/>
+      </w:r>
+      <w:r>
+        <w:rPr>
+          <w:rStyle w:val="VerbatimChar"/>
+        </w:rPr>
+        <w:t xml:space="preserve">## generated.</w:t>
+      </w:r>
+    </w:p>
+    <w:p>
+      <w:pPr>
+        <w:pStyle w:val="SourceCode"/>
+      </w:pPr>
+      <w:r>
+        <w:rPr>
+          <w:rStyle w:val="VerbatimChar"/>
+        </w:rPr>
+        <w:t xml:space="preserve">## `geom_smooth()` using method = 'loess' and formula = 'y ~ x'</w:t>
       </w:r>
     </w:p>
     <w:p>
@@ -6011,18 +6418,18 @@
           <wp:inline>
             <wp:extent cx="4620126" cy="3696101"/>
             <wp:effectExtent b="0" l="0" r="0" t="0"/>
-            <wp:docPr descr="" title="" id="1" name="Picture"/>
+            <wp:docPr descr="" title="" id="31" name="Picture"/>
             <a:graphic>
               <a:graphicData uri="http://schemas.openxmlformats.org/drawingml/2006/picture">
                 <pic:pic>
                   <pic:nvPicPr>
-                    <pic:cNvPr descr="dplyr_based_financial_review_files/figure-docx/unnamed-chunk-7-1.png" id="0" name="Picture"/>
+                    <pic:cNvPr descr="dplyr_based_financial_review_files/figure-docx/unnamed-chunk-7-1.png" id="32" name="Picture"/>
                     <pic:cNvPicPr>
                       <a:picLocks noChangeArrowheads="1" noChangeAspect="1"/>
                     </pic:cNvPicPr>
                   </pic:nvPicPr>
                   <pic:blipFill>
-                    <a:blip r:embed="rId28"/>
+                    <a:blip r:embed="rId30"/>
                     <a:stretch>
                       <a:fillRect/>
                     </a:stretch>
@@ -6164,18 +6571,18 @@
           <wp:inline>
             <wp:extent cx="4620126" cy="3696101"/>
             <wp:effectExtent b="0" l="0" r="0" t="0"/>
-            <wp:docPr descr="" title="" id="1" name="Picture"/>
+            <wp:docPr descr="" title="" id="34" name="Picture"/>
             <a:graphic>
               <a:graphicData uri="http://schemas.openxmlformats.org/drawingml/2006/picture">
                 <pic:pic>
                   <pic:nvPicPr>
-                    <pic:cNvPr descr="dplyr_based_financial_review_files/figure-docx/unnamed-chunk-8-1.png" id="0" name="Picture"/>
+                    <pic:cNvPr descr="dplyr_based_financial_review_files/figure-docx/unnamed-chunk-8-1.png" id="35" name="Picture"/>
                     <pic:cNvPicPr>
                       <a:picLocks noChangeArrowheads="1" noChangeAspect="1"/>
                     </pic:cNvPicPr>
                   </pic:nvPicPr>
                   <pic:blipFill>
-                    <a:blip r:embed="rId29"/>
+                    <a:blip r:embed="rId33"/>
                     <a:stretch>
                       <a:fillRect/>
                     </a:stretch>
@@ -6202,7 +6609,7 @@
         </w:drawing>
       </w:r>
     </w:p>
-    <w:bookmarkEnd w:id="30"/>
+    <w:bookmarkEnd w:id="36"/>
     <w:sectPr/>
   </w:body>
 </w:document>
@@ -6234,7 +6641,7 @@
 <file path=word/numbering.xml><?xml version="1.0" encoding="utf-8"?>
 <w:numbering xmlns:w="http://schemas.openxmlformats.org/wordprocessingml/2006/main">
   <w:abstractNum w:abstractNumId="990">
-    <w:nsid w:val="2c1ae401"/>
+    <w:nsid w:val="A990"/>
     <w:multiLevelType w:val="multilevel"/>
     <w:lvl w:ilvl="0">
       <w:numFmt w:val="bullet"/>
@@ -6320,10 +6727,10 @@
   <w:docDefaults>
     <w:rPrDefault>
       <w:rPr>
-        <w:rFonts w:asciiTheme="minorHAnsi" w:eastAsiaTheme="minorHAnsi" w:hAnsiTheme="minorHAnsi" w:cstheme="minorBidi"/>
+        <w:rFonts w:asciiTheme="minorHAnsi" w:cstheme="minorBidi" w:eastAsiaTheme="minorHAnsi" w:hAnsiTheme="minorHAnsi"/>
         <w:sz w:val="24"/>
         <w:szCs w:val="24"/>
-        <w:lang w:val="en-US" w:eastAsia="en-US" w:bidi="ar-SA"/>
+        <w:lang w:bidi="ar-SA" w:eastAsia="en-US" w:val="en-US"/>
       </w:rPr>
     </w:rPrDefault>
     <w:pPrDefault>
@@ -6332,35 +6739,35 @@
       </w:pPr>
     </w:pPrDefault>
   </w:docDefaults>
-  <w:latentStyles w:defLockedState="0" w:defUIPriority="0" w:defSemiHidden="0" w:defUnhideWhenUsed="0" w:defQFormat="0" w:count="276"/>
-  <w:style w:type="paragraph" w:default="1" w:styleId="Normal">
+  <w:latentStyles w:count="276" w:defLockedState="0" w:defQFormat="0" w:defSemiHidden="0" w:defUIPriority="0" w:defUnhideWhenUsed="0"/>
+  <w:style w:default="1" w:styleId="Normal" w:type="paragraph">
     <w:name w:val="Normal"/>
     <w:qFormat/>
   </w:style>
-  <w:style w:type="paragraph" w:styleId="BodyText">
+  <w:style w:styleId="BodyText" w:type="paragraph">
     <w:name w:val="Body Text"/>
     <w:basedOn w:val="Normal"/>
     <w:link w:val="BodyTextChar"/>
     <w:pPr>
-      <w:spacing w:before="180" w:after="180"/>
+      <w:spacing w:after="180" w:before="180"/>
     </w:pPr>
     <w:qFormat/>
   </w:style>
-  <w:style w:type="paragraph" w:customStyle="1" w:styleId="FirstParagraph">
+  <w:style w:customStyle="1" w:styleId="FirstParagraph" w:type="paragraph">
     <w:name w:val="First Paragraph"/>
     <w:basedOn w:val="BodyText"/>
     <w:next w:val="BodyText"/>
     <w:qFormat/>
   </w:style>
-  <w:style w:type="paragraph" w:customStyle="1" w:styleId="Compact">
+  <w:style w:customStyle="1" w:styleId="Compact" w:type="paragraph">
     <w:name w:val="Compact"/>
     <w:basedOn w:val="BodyText"/>
     <w:qFormat/>
     <w:pPr>
-      <w:spacing w:before="36" w:after="36"/>
+      <w:spacing w:after="36" w:before="36"/>
     </w:pPr>
   </w:style>
-  <w:style w:type="paragraph" w:styleId="Title">
+  <w:style w:styleId="Title" w:type="paragraph">
     <w:name w:val="Title"/>
     <w:basedOn w:val="Normal"/>
     <w:next w:val="BodyText"/>
@@ -6368,19 +6775,19 @@
     <w:pPr>
       <w:keepNext/>
       <w:keepLines/>
-      <w:spacing w:before="480" w:after="240"/>
+      <w:spacing w:after="240" w:before="480"/>
       <w:jc w:val="center"/>
     </w:pPr>
     <w:rPr>
-      <w:rFonts w:asciiTheme="majorHAnsi" w:eastAsiaTheme="majorEastAsia" w:hAnsiTheme="majorHAnsi" w:cstheme="majorBidi"/>
+      <w:rFonts w:asciiTheme="majorHAnsi" w:cstheme="majorBidi" w:eastAsiaTheme="majorEastAsia" w:hAnsiTheme="majorHAnsi"/>
       <w:b/>
       <w:bCs/>
-      <w:color w:val="345A8A" w:themeColor="accent1" w:themeShade="B5"/>
+      <w:color w:themeColor="accent1" w:themeShade="B5" w:val="345A8A"/>
       <w:sz w:val="36"/>
       <w:szCs w:val="36"/>
     </w:rPr>
   </w:style>
-  <w:style w:type="paragraph" w:styleId="Subtitle">
+  <w:style w:styleId="Subtitle" w:type="paragraph">
     <w:name w:val="Subtitle"/>
     <w:basedOn w:val="Title"/>
     <w:next w:val="BodyText"/>
@@ -6388,7 +6795,7 @@
     <w:pPr>
       <w:keepNext/>
       <w:keepLines/>
-      <w:spacing w:before="240" w:after="240"/>
+      <w:spacing w:after="240" w:before="240"/>
       <w:jc w:val="center"/>
     </w:pPr>
     <w:rPr>
@@ -6396,7 +6803,7 @@
       <w:szCs w:val="30"/>
     </w:rPr>
   </w:style>
-  <w:style w:type="paragraph" w:customStyle="1" w:styleId="Author">
+  <w:style w:customStyle="1" w:styleId="Author" w:type="paragraph">
     <w:name w:val="Author"/>
     <w:next w:val="BodyText"/>
     <w:qFormat/>
@@ -6406,7 +6813,7 @@
       <w:jc w:val="center"/>
     </w:pPr>
   </w:style>
-  <w:style w:type="paragraph" w:styleId="Date">
+  <w:style w:styleId="Date" w:type="paragraph">
     <w:name w:val="Date"/>
     <w:next w:val="BodyText"/>
     <w:qFormat/>
@@ -6416,7 +6823,7 @@
       <w:jc w:val="center"/>
     </w:pPr>
   </w:style>
-  <w:style w:type="paragraph" w:customStyle="1" w:styleId="Abstract">
+  <w:style w:customStyle="1" w:styleId="Abstract" w:type="paragraph">
     <w:name w:val="Abstract"/>
     <w:basedOn w:val="Normal"/>
     <w:next w:val="BodyText"/>
@@ -6424,14 +6831,14 @@
     <w:pPr>
       <w:keepNext/>
       <w:keepLines/>
-      <w:spacing w:before="300" w:after="300"/>
+      <w:spacing w:after="300" w:before="300"/>
     </w:pPr>
     <w:rPr>
       <w:sz w:val="20"/>
       <w:szCs w:val="20"/>
     </w:rPr>
   </w:style>
-  <w:style w:type="paragraph" w:styleId="Bibliography">
+  <w:style w:styleId="Bibliography" w:type="paragraph">
     <w:name w:val="Bibliography"/>
     <w:basedOn w:val="Normal"/>
     <w:next w:val="Bibliography"/>
@@ -6439,7 +6846,7 @@
     <w:pPr/>
     <w:rPr/>
   </w:style>
-  <w:style w:type="paragraph" w:styleId="Heading1">
+  <w:style w:styleId="Heading1" w:type="paragraph">
     <w:name w:val="Heading 1"/>
     <w:basedOn w:val="Normal"/>
     <w:next w:val="BodyText"/>
@@ -6448,19 +6855,19 @@
     <w:pPr>
       <w:keepNext/>
       <w:keepLines/>
-      <w:spacing w:before="480" w:after="0"/>
+      <w:spacing w:after="0" w:before="480"/>
       <w:outlineLvl w:val="0"/>
     </w:pPr>
     <w:rPr>
-      <w:rFonts w:asciiTheme="majorHAnsi" w:eastAsiaTheme="majorEastAsia" w:hAnsiTheme="majorHAnsi" w:cstheme="majorBidi"/>
+      <w:rFonts w:asciiTheme="majorHAnsi" w:cstheme="majorBidi" w:eastAsiaTheme="majorEastAsia" w:hAnsiTheme="majorHAnsi"/>
       <w:b/>
       <w:bCs/>
-      <w:color w:val="4F81BD" w:themeColor="accent1"/>
+      <w:color w:themeColor="accent1" w:val="4F81BD"/>
       <w:sz w:val="32"/>
       <w:szCs w:val="32"/>
     </w:rPr>
   </w:style>
-  <w:style w:type="paragraph" w:styleId="Heading2">
+  <w:style w:styleId="Heading2" w:type="paragraph">
     <w:name w:val="Heading 2"/>
     <w:basedOn w:val="Normal"/>
     <w:next w:val="BodyText"/>
@@ -6470,19 +6877,19 @@
     <w:pPr>
       <w:keepNext/>
       <w:keepLines/>
-      <w:spacing w:before="200" w:after="0"/>
+      <w:spacing w:after="0" w:before="200"/>
       <w:outlineLvl w:val="1"/>
     </w:pPr>
     <w:rPr>
-      <w:rFonts w:asciiTheme="majorHAnsi" w:eastAsiaTheme="majorEastAsia" w:hAnsiTheme="majorHAnsi" w:cstheme="majorBidi"/>
+      <w:rFonts w:asciiTheme="majorHAnsi" w:cstheme="majorBidi" w:eastAsiaTheme="majorEastAsia" w:hAnsiTheme="majorHAnsi"/>
       <w:b/>
       <w:bCs/>
-      <w:color w:val="4F81BD" w:themeColor="accent1"/>
+      <w:color w:themeColor="accent1" w:val="4F81BD"/>
       <w:sz w:val="28"/>
       <w:szCs w:val="28"/>
     </w:rPr>
   </w:style>
-  <w:style w:type="paragraph" w:styleId="Heading3">
+  <w:style w:styleId="Heading3" w:type="paragraph">
     <w:name w:val="Heading 3"/>
     <w:basedOn w:val="Normal"/>
     <w:next w:val="BodyText"/>
@@ -6492,19 +6899,19 @@
     <w:pPr>
       <w:keepNext/>
       <w:keepLines/>
-      <w:spacing w:before="200" w:after="0"/>
+      <w:spacing w:after="0" w:before="200"/>
       <w:outlineLvl w:val="2"/>
     </w:pPr>
     <w:rPr>
-      <w:rFonts w:asciiTheme="majorHAnsi" w:eastAsiaTheme="majorEastAsia" w:hAnsiTheme="majorHAnsi" w:cstheme="majorBidi"/>
+      <w:rFonts w:asciiTheme="majorHAnsi" w:cstheme="majorBidi" w:eastAsiaTheme="majorEastAsia" w:hAnsiTheme="majorHAnsi"/>
       <w:b/>
       <w:bCs/>
-      <w:color w:val="4F81BD" w:themeColor="accent1"/>
+      <w:color w:themeColor="accent1" w:val="4F81BD"/>
       <w:sz w:val="24"/>
       <w:szCs w:val="24"/>
     </w:rPr>
   </w:style>
-  <w:style w:type="paragraph" w:styleId="Heading4">
+  <w:style w:styleId="Heading4" w:type="paragraph">
     <w:name w:val="Heading 4"/>
     <w:basedOn w:val="Normal"/>
     <w:next w:val="BodyText"/>
@@ -6514,19 +6921,19 @@
     <w:pPr>
       <w:keepNext/>
       <w:keepLines/>
-      <w:spacing w:before="200" w:after="0"/>
+      <w:spacing w:after="0" w:before="200"/>
       <w:outlineLvl w:val="3"/>
     </w:pPr>
     <w:rPr>
-      <w:rFonts w:asciiTheme="majorHAnsi" w:eastAsiaTheme="majorEastAsia" w:hAnsiTheme="majorHAnsi" w:cstheme="majorBidi"/>
+      <w:rFonts w:asciiTheme="majorHAnsi" w:cstheme="majorBidi" w:eastAsiaTheme="majorEastAsia" w:hAnsiTheme="majorHAnsi"/>
       <w:i/>
       <w:bCs/>
-      <w:color w:val="4F81BD" w:themeColor="accent1"/>
+      <w:color w:themeColor="accent1" w:val="4F81BD"/>
       <w:sz w:val="24"/>
       <w:szCs w:val="24"/>
     </w:rPr>
   </w:style>
-  <w:style w:type="paragraph" w:styleId="Heading5">
+  <w:style w:styleId="Heading5" w:type="paragraph">
     <w:name w:val="Heading 5"/>
     <w:basedOn w:val="Normal"/>
     <w:next w:val="BodyText"/>
@@ -6536,18 +6943,18 @@
     <w:pPr>
       <w:keepNext/>
       <w:keepLines/>
-      <w:spacing w:before="200" w:after="0"/>
+      <w:spacing w:after="0" w:before="200"/>
       <w:outlineLvl w:val="4"/>
     </w:pPr>
     <w:rPr>
-      <w:rFonts w:asciiTheme="majorHAnsi" w:eastAsiaTheme="majorEastAsia" w:hAnsiTheme="majorHAnsi" w:cstheme="majorBidi"/>
+      <w:rFonts w:asciiTheme="majorHAnsi" w:cstheme="majorBidi" w:eastAsiaTheme="majorEastAsia" w:hAnsiTheme="majorHAnsi"/>
       <w:iCs/>
-      <w:color w:val="4F81BD" w:themeColor="accent1"/>
+      <w:color w:themeColor="accent1" w:val="4F81BD"/>
       <w:sz w:val="24"/>
       <w:szCs w:val="24"/>
     </w:rPr>
   </w:style>
-  <w:style w:type="paragraph" w:styleId="Heading6">
+  <w:style w:styleId="Heading6" w:type="paragraph">
     <w:name w:val="Heading 6"/>
     <w:basedOn w:val="Normal"/>
     <w:next w:val="BodyText"/>
@@ -6557,17 +6964,17 @@
     <w:pPr>
       <w:keepNext/>
       <w:keepLines/>
-      <w:spacing w:before="200" w:after="0"/>
+      <w:spacing w:after="0" w:before="200"/>
       <w:outlineLvl w:val="5"/>
     </w:pPr>
     <w:rPr>
-      <w:rFonts w:asciiTheme="majorHAnsi" w:eastAsiaTheme="majorEastAsia" w:hAnsiTheme="majorHAnsi" w:cstheme="majorBidi"/>
-      <w:color w:val="4F81BD" w:themeColor="accent1"/>
+      <w:rFonts w:asciiTheme="majorHAnsi" w:cstheme="majorBidi" w:eastAsiaTheme="majorEastAsia" w:hAnsiTheme="majorHAnsi"/>
+      <w:color w:themeColor="accent1" w:val="4F81BD"/>
       <w:sz w:val="24"/>
       <w:szCs w:val="24"/>
     </w:rPr>
   </w:style>
-  <w:style w:type="paragraph" w:styleId="Heading7">
+  <w:style w:styleId="Heading7" w:type="paragraph">
     <w:name w:val="Heading 7"/>
     <w:basedOn w:val="Normal"/>
     <w:next w:val="BodyText"/>
@@ -6577,17 +6984,17 @@
     <w:pPr>
       <w:keepNext/>
       <w:keepLines/>
-      <w:spacing w:before="200" w:after="0"/>
+      <w:spacing w:after="0" w:before="200"/>
       <w:outlineLvl w:val="6"/>
     </w:pPr>
     <w:rPr>
-      <w:rFonts w:asciiTheme="majorHAnsi" w:eastAsiaTheme="majorEastAsia" w:hAnsiTheme="majorHAnsi" w:cstheme="majorBidi"/>
-      <w:color w:val="4F81BD" w:themeColor="accent1"/>
+      <w:rFonts w:asciiTheme="majorHAnsi" w:cstheme="majorBidi" w:eastAsiaTheme="majorEastAsia" w:hAnsiTheme="majorHAnsi"/>
+      <w:color w:themeColor="accent1" w:val="4F81BD"/>
       <w:sz w:val="24"/>
       <w:szCs w:val="24"/>
     </w:rPr>
   </w:style>
-  <w:style w:type="paragraph" w:styleId="Heading8">
+  <w:style w:styleId="Heading8" w:type="paragraph">
     <w:name w:val="Heading 8"/>
     <w:basedOn w:val="Normal"/>
     <w:next w:val="BodyText"/>
@@ -6597,17 +7004,17 @@
     <w:pPr>
       <w:keepNext/>
       <w:keepLines/>
-      <w:spacing w:before="200" w:after="0"/>
+      <w:spacing w:after="0" w:before="200"/>
       <w:outlineLvl w:val="7"/>
     </w:pPr>
     <w:rPr>
-      <w:rFonts w:asciiTheme="majorHAnsi" w:eastAsiaTheme="majorEastAsia" w:hAnsiTheme="majorHAnsi" w:cstheme="majorBidi"/>
-      <w:color w:val="4F81BD" w:themeColor="accent1"/>
+      <w:rFonts w:asciiTheme="majorHAnsi" w:cstheme="majorBidi" w:eastAsiaTheme="majorEastAsia" w:hAnsiTheme="majorHAnsi"/>
+      <w:color w:themeColor="accent1" w:val="4F81BD"/>
       <w:sz w:val="24"/>
       <w:szCs w:val="24"/>
     </w:rPr>
   </w:style>
-  <w:style w:type="paragraph" w:styleId="Heading9">
+  <w:style w:styleId="Heading9" w:type="paragraph">
     <w:name w:val="Heading 9"/>
     <w:basedOn w:val="Normal"/>
     <w:next w:val="BodyText"/>
@@ -6617,17 +7024,17 @@
     <w:pPr>
       <w:keepNext/>
       <w:keepLines/>
-      <w:spacing w:before="200" w:after="0"/>
+      <w:spacing w:after="0" w:before="200"/>
       <w:outlineLvl w:val="8"/>
     </w:pPr>
     <w:rPr>
-      <w:rFonts w:asciiTheme="majorHAnsi" w:eastAsiaTheme="majorEastAsia" w:hAnsiTheme="majorHAnsi" w:cstheme="majorBidi"/>
-      <w:color w:val="4F81BD" w:themeColor="accent1"/>
+      <w:rFonts w:asciiTheme="majorHAnsi" w:cstheme="majorBidi" w:eastAsiaTheme="majorEastAsia" w:hAnsiTheme="majorHAnsi"/>
+      <w:color w:themeColor="accent1" w:val="4F81BD"/>
       <w:sz w:val="24"/>
       <w:szCs w:val="24"/>
     </w:rPr>
   </w:style>
-  <w:style w:type="paragraph" w:styleId="BlockText">
+  <w:style w:styleId="BlockText" w:type="paragraph">
     <w:name w:val="Block Text"/>
     <w:basedOn w:val="BodyText"/>
     <w:next w:val="BodyText"/>
@@ -6635,11 +7042,11 @@
     <w:unhideWhenUsed/>
     <w:qFormat/>
     <w:pPr>
-      <w:spacing w:before="100" w:after="100"/>
+      <w:spacing w:after="100" w:before="100"/>
       <w:ind w:firstLine="0" w:left="480" w:right="480"/>
     </w:pPr>
   </w:style>
-  <w:style w:type="paragraph" w:styleId="FootnoteText">
+  <w:style w:styleId="FootnoteText" w:type="paragraph">
     <w:name w:val="Footnote Text"/>
     <w:basedOn w:val="Normal"/>
     <w:next w:val="FootnoteText"/>
@@ -6647,30 +7054,30 @@
     <w:unhideWhenUsed/>
     <w:qFormat/>
   </w:style>
-  <w:style w:type="character" w:default="1" w:styleId="DefaultParagraphFont">
+  <w:style w:default="1" w:styleId="DefaultParagraphFont" w:type="character">
     <w:name w:val="Default Paragraph Font"/>
     <w:semiHidden/>
     <w:unhideWhenUsed/>
   </w:style>
-  <w:style w:type="table" w:default="1" w:styleId="Table">
+  <w:style w:default="1" w:styleId="Table" w:type="table">
     <w:name w:val="Table"/>
     <w:basedOn w:val="TableNormal"/>
     <w:semiHidden/>
     <w:unhideWhenUsed/>
     <w:qFormat/>
     <w:tblPr>
-      <w:tblInd w:w="0" w:type="dxa"/>
+      <w:tblInd w:type="dxa" w:w="0"/>
       <w:tblCellMar>
-        <w:top w:w="0" w:type="dxa"/>
-        <w:left w:w="108" w:type="dxa"/>
-        <w:bottom w:w="0" w:type="dxa"/>
-        <w:right w:w="108" w:type="dxa"/>
+        <w:top w:type="dxa" w:w="0"/>
+        <w:left w:type="dxa" w:w="108"/>
+        <w:bottom w:type="dxa" w:w="0"/>
+        <w:right w:type="dxa" w:w="108"/>
       </w:tblCellMar>
     </w:tblPr>
     <w:tblStylePr w:type="firstRow">
       <w:tblPr>
         <w:jc w:val="left"/>
-        <w:tblInd w:w="0" w:type="dxa"/>
+        <w:tblInd w:type="dxa" w:w="0"/>
       </w:tblPr>
       <w:trPr>
         <w:jc w:val="left"/>
@@ -6683,7 +7090,7 @@
       </w:tcPr>
     </w:tblStylePr>
   </w:style>
-  <w:style w:type="paragraph" w:customStyle="1" w:styleId="DefinitionTerm">
+  <w:style w:customStyle="1" w:styleId="DefinitionTerm" w:type="paragraph">
     <w:name w:val="Definition Term"/>
     <w:basedOn w:val="Normal"/>
     <w:next w:val="Definition"/>
@@ -6696,49 +7103,49 @@
       <w:b/>
     </w:rPr>
   </w:style>
-  <w:style w:type="paragraph" w:customStyle="1" w:styleId="Definition">
+  <w:style w:customStyle="1" w:styleId="Definition" w:type="paragraph">
     <w:name w:val="Definition"/>
     <w:basedOn w:val="Normal"/>
   </w:style>
-  <w:style w:type="paragraph" w:styleId="Caption">
+  <w:style w:styleId="Caption" w:type="paragraph">
     <w:name w:val="Caption"/>
     <w:basedOn w:val="Normal"/>
     <w:link w:val="BodyTextChar"/>
     <w:pPr>
-      <w:spacing w:before="0" w:after="120"/>
+      <w:spacing w:after="120" w:before="0"/>
     </w:pPr>
     <w:rPr>
       <w:i/>
     </w:rPr>
   </w:style>
-  <w:style w:type="paragraph" w:customStyle="1" w:styleId="TableCaption">
+  <w:style w:customStyle="1" w:styleId="TableCaption" w:type="paragraph">
     <w:name w:val="Table Caption"/>
     <w:basedOn w:val="Caption"/>
     <w:pPr>
       <w:keepNext/>
     </w:pPr>
   </w:style>
-  <w:style w:type="paragraph" w:customStyle="1" w:styleId="ImageCaption">
+  <w:style w:customStyle="1" w:styleId="ImageCaption" w:type="paragraph">
     <w:name w:val="Image Caption"/>
     <w:basedOn w:val="Caption"/>
   </w:style>
-  <w:style w:type="paragraph" w:customStyle="1" w:styleId="Figure">
+  <w:style w:customStyle="1" w:styleId="Figure" w:type="paragraph">
     <w:name w:val="Figure"/>
     <w:basedOn w:val="Normal"/>
   </w:style>
-  <w:style w:type="paragraph" w:customStyle="1" w:styleId="CaptionedFigure">
+  <w:style w:customStyle="1" w:styleId="CaptionedFigure" w:type="paragraph">
     <w:name w:val="Captioned Figure"/>
     <w:basedOn w:val="Figure"/>
     <w:pPr>
       <w:keepNext/>
     </w:pPr>
   </w:style>
-  <w:style w:type="character" w:customStyle="1" w:styleId="BodyTextChar">
+  <w:style w:customStyle="1" w:styleId="BodyTextChar" w:type="character">
     <w:name w:val="Body Text Char"/>
     <w:basedOn w:val="DefaultParagraphFont"/>
     <w:link w:val="BodyText"/>
   </w:style>
-  <w:style w:type="character" w:customStyle="1" w:styleId="VerbatimChar">
+  <w:style w:customStyle="1" w:styleId="VerbatimChar" w:type="character">
     <w:name w:val="Verbatim Char"/>
     <w:basedOn w:val="BodyTextChar"/>
     <w:rPr>
@@ -6746,25 +7153,25 @@
       <w:sz w:val="22"/>
     </w:rPr>
   </w:style>
-  <w:style w:type="character" w:customStyle="1" w:styleId="SectionNumber">
+  <w:style w:customStyle="1" w:styleId="SectionNumber" w:type="character">
     <w:name w:val="Section Number"/>
     <w:basedOn w:val="BodyTextChar"/>
   </w:style>
-  <w:style w:type="character" w:styleId="FootnoteReference">
+  <w:style w:styleId="FootnoteReference" w:type="character">
     <w:name w:val="Footnote Reference"/>
     <w:basedOn w:val="BodyTextChar"/>
     <w:rPr>
       <w:vertAlign w:val="superscript"/>
     </w:rPr>
   </w:style>
-  <w:style w:type="character" w:styleId="Hyperlink">
+  <w:style w:styleId="Hyperlink" w:type="character">
     <w:name w:val="Hyperlink"/>
     <w:basedOn w:val="BodyTextChar"/>
     <w:rPr>
-      <w:color w:val="4F81BD" w:themeColor="accent1"/>
+      <w:color w:themeColor="accent1" w:val="4F81BD"/>
     </w:rPr>
   </w:style>
-  <w:style w:type="paragraph" w:styleId="TOCHeading">
+  <w:style w:styleId="TOCHeading" w:type="paragraph">
     <w:name w:val="TOC Heading"/>
     <w:basedOn w:val="Heading1"/>
     <w:next w:val="BodyText"/>
@@ -6776,10 +7183,10 @@
       <w:outlineLvl w:val="9"/>
     </w:pPr>
     <w:rPr>
-      <w:rFonts w:asciiTheme="majorHAnsi" w:eastAsiaTheme="majorEastAsia" w:hAnsiTheme="majorHAnsi" w:cstheme="majorBidi"/>
+      <w:rFonts w:asciiTheme="majorHAnsi" w:cstheme="majorBidi" w:eastAsiaTheme="majorEastAsia" w:hAnsiTheme="majorHAnsi"/>
       <w:b w:val="0"/>
       <w:bCs w:val="0"/>
-      <w:color w:val="365F91" w:themeColor="accent1" w:themeShade="BF"/>
+      <w:color w:themeColor="accent1" w:themeShade="BF" w:val="365F91"/>
     </w:rPr>
   </w:style>
   <w:style w:type="paragraph" w:customStyle="1" w:styleId="SourceCode">
@@ -6836,7 +7243,7 @@
     <w:name w:val="ConstantTok"/>
     <w:basedOn w:val="VerbatimChar"/>
     <w:rPr>
-      <w:color w:val="000000"/>
+      <w:color w:val="8f5902"/>
       <w:shd w:val="clear" w:fill="f8f8f8"/>
     </w:rPr>
   </w:style>
@@ -6852,8 +7259,9 @@
     <w:name w:val="SpecialCharTok"/>
     <w:basedOn w:val="VerbatimChar"/>
     <w:rPr>
-      <w:color w:val="000000"/>
+      <w:color w:val="ce5c00"/>
       <w:shd w:val="clear" w:fill="f8f8f8"/>
+      <w:b/>
     </w:rPr>
   </w:style>
   <w:style w:type="character" w:customStyle="1" w:styleId="StringTok">
@@ -6938,8 +7346,9 @@
     <w:name w:val="FunctionTok"/>
     <w:basedOn w:val="VerbatimChar"/>
     <w:rPr>
-      <w:color w:val="000000"/>
+      <w:color w:val="204a87"/>
       <w:shd w:val="clear" w:fill="f8f8f8"/>
+      <w:b/>
     </w:rPr>
   </w:style>
   <w:style w:type="character" w:customStyle="1" w:styleId="VariableTok">
@@ -6995,7 +7404,7 @@
     <w:name w:val="AttributeTok"/>
     <w:basedOn w:val="VerbatimChar"/>
     <w:rPr>
-      <w:color w:val="c4a000"/>
+      <w:color w:val="204a87"/>
       <w:shd w:val="clear" w:fill="f8f8f8"/>
     </w:rPr>
   </w:style>
